--- a/Markashov_German_lb1/Markashov_German_lb1.docx
+++ b/Markashov_German_lb1/Markashov_German_lb1.docx
@@ -1,6 +1,6 @@
 
 <file path=word/document.xml><?xml version="1.0" encoding="utf-8"?>
-<w:document xmlns:wpc="http://schemas.microsoft.com/office/word/2010/wordprocessingCanvas" xmlns:cx="http://schemas.microsoft.com/office/drawing/2014/chartex" xmlns:cx1="http://schemas.microsoft.com/office/drawing/2015/9/8/chartex" xmlns:cx2="http://schemas.microsoft.com/office/drawing/2015/10/21/chartex" xmlns:cx3="http://schemas.microsoft.com/office/drawing/2016/5/9/chartex" xmlns:cx4="http://schemas.microsoft.com/office/drawing/2016/5/10/chartex" xmlns:cx5="http://schemas.microsoft.com/office/drawing/2016/5/11/chartex" xmlns:cx6="http://schemas.microsoft.com/office/drawing/2016/5/12/chartex" xmlns:cx7="http://schemas.microsoft.com/office/drawing/2016/5/13/chartex" xmlns:cx8="http://schemas.microsoft.com/office/drawing/2016/5/14/chartex" xmlns:mc="http://schemas.openxmlformats.org/markup-compatibility/2006" xmlns:aink="http://schemas.microsoft.com/office/drawing/2016/ink" xmlns:am3d="http://schemas.microsoft.com/office/drawing/2017/model3d" xmlns:o="urn:schemas-microsoft-com:office:office" xmlns:oel="http://schemas.microsoft.com/office/2019/extlst" xmlns:r="http://schemas.openxmlformats.org/officeDocument/2006/relationships" xmlns:m="http://schemas.openxmlformats.org/officeDocument/2006/math" xmlns:v="urn:schemas-microsoft-com:vml" xmlns:wp14="http://schemas.microsoft.com/office/word/2010/wordprocessingDrawing" xmlns:wp="http://schemas.openxmlformats.org/drawingml/2006/wordprocessingDrawing" xmlns:w10="urn:schemas-microsoft-com:office:word" xmlns:w="http://schemas.openxmlformats.org/wordprocessingml/2006/main" xmlns:w14="http://schemas.microsoft.com/office/word/2010/wordml" xmlns:w15="http://schemas.microsoft.com/office/word/2012/wordml" xmlns:w16cex="http://schemas.microsoft.com/office/word/2018/wordml/cex" xmlns:w16cid="http://schemas.microsoft.com/office/word/2016/wordml/cid" xmlns:w16="http://schemas.microsoft.com/office/word/2018/wordml" xmlns:w16sdtdh="http://schemas.microsoft.com/office/word/2020/wordml/sdtdatahash" xmlns:w16se="http://schemas.microsoft.com/office/word/2015/wordml/symex" xmlns:wpg="http://schemas.microsoft.com/office/word/2010/wordprocessingGroup" xmlns:wpi="http://schemas.microsoft.com/office/word/2010/wordprocessingInk" xmlns:wne="http://schemas.microsoft.com/office/word/2006/wordml" xmlns:wps="http://schemas.microsoft.com/office/word/2010/wordprocessingShape" mc:Ignorable="w14 w15 w16se w16cid w16 w16cex w16sdtdh wp14">
+<w:document xmlns:wpc="http://schemas.microsoft.com/office/word/2010/wordprocessingCanvas" xmlns:cx="http://schemas.microsoft.com/office/drawing/2014/chartex" xmlns:cx1="http://schemas.microsoft.com/office/drawing/2015/9/8/chartex" xmlns:cx2="http://schemas.microsoft.com/office/drawing/2015/10/21/chartex" xmlns:cx3="http://schemas.microsoft.com/office/drawing/2016/5/9/chartex" xmlns:cx4="http://schemas.microsoft.com/office/drawing/2016/5/10/chartex" xmlns:cx5="http://schemas.microsoft.com/office/drawing/2016/5/11/chartex" xmlns:cx6="http://schemas.microsoft.com/office/drawing/2016/5/12/chartex" xmlns:cx7="http://schemas.microsoft.com/office/drawing/2016/5/13/chartex" xmlns:cx8="http://schemas.microsoft.com/office/drawing/2016/5/14/chartex" xmlns:mc="http://schemas.openxmlformats.org/markup-compatibility/2006" xmlns:aink="http://schemas.microsoft.com/office/drawing/2016/ink" xmlns:am3d="http://schemas.microsoft.com/office/drawing/2017/model3d" xmlns:o="urn:schemas-microsoft-com:office:office" xmlns:oel="http://schemas.microsoft.com/office/2019/extlst" xmlns:r="http://schemas.openxmlformats.org/officeDocument/2006/relationships" xmlns:m="http://schemas.openxmlformats.org/officeDocument/2006/math" xmlns:v="urn:schemas-microsoft-com:vml" xmlns:wp14="http://schemas.microsoft.com/office/word/2010/wordprocessingDrawing" xmlns:wp="http://schemas.openxmlformats.org/drawingml/2006/wordprocessingDrawing" xmlns:w10="urn:schemas-microsoft-com:office:word" xmlns:w="http://schemas.openxmlformats.org/wordprocessingml/2006/main" xmlns:w14="http://schemas.microsoft.com/office/word/2010/wordml" xmlns:w15="http://schemas.microsoft.com/office/word/2012/wordml" xmlns:w16cex="http://schemas.microsoft.com/office/word/2018/wordml/cex" xmlns:w16cid="http://schemas.microsoft.com/office/word/2016/wordml/cid" xmlns:w16="http://schemas.microsoft.com/office/word/2018/wordml" xmlns:w16du="http://schemas.microsoft.com/office/word/2023/wordml/word16du" xmlns:w16sdtdh="http://schemas.microsoft.com/office/word/2020/wordml/sdtdatahash" xmlns:w16sdtfl="http://schemas.microsoft.com/office/word/2024/wordml/sdtformatlock" xmlns:w16se="http://schemas.microsoft.com/office/word/2015/wordml/symex" xmlns:wpg="http://schemas.microsoft.com/office/word/2010/wordprocessingGroup" xmlns:wpi="http://schemas.microsoft.com/office/word/2010/wordprocessingInk" xmlns:wne="http://schemas.microsoft.com/office/word/2006/wordml" xmlns:wps="http://schemas.microsoft.com/office/word/2010/wordprocessingShape" mc:Ignorable="w14 w15 w16se w16cid w16 w16cex w16sdtdh w16sdtfl w16du wp14">
   <w:body>
     <w:p>
       <w:pPr>
@@ -438,12 +438,21 @@
               <w:spacing w:line="360" w:lineRule="auto"/>
               <w:jc w:val="center"/>
             </w:pPr>
+            <w:proofErr w:type="spellStart"/>
             <w:r>
               <w:rPr>
                 <w:color w:val="000000"/>
                 <w:szCs w:val="28"/>
               </w:rPr>
-              <w:t>Маркашов Г.Д.</w:t>
+              <w:t>Маркашов</w:t>
+            </w:r>
+            <w:proofErr w:type="spellEnd"/>
+            <w:r>
+              <w:rPr>
+                <w:color w:val="000000"/>
+                <w:szCs w:val="28"/>
+              </w:rPr>
+              <w:t xml:space="preserve"> Г.Д.</w:t>
             </w:r>
           </w:p>
         </w:tc>
@@ -511,12 +520,21 @@
                 <w:szCs w:val="28"/>
               </w:rPr>
             </w:pPr>
+            <w:proofErr w:type="spellStart"/>
             <w:r>
               <w:rPr>
                 <w:color w:val="000000"/>
                 <w:szCs w:val="28"/>
               </w:rPr>
-              <w:t>Пуеров Г.Ю.</w:t>
+              <w:t>Пуеров</w:t>
+            </w:r>
+            <w:proofErr w:type="spellEnd"/>
+            <w:r>
+              <w:rPr>
+                <w:color w:val="000000"/>
+                <w:szCs w:val="28"/>
+              </w:rPr>
+              <w:t xml:space="preserve"> Г.Ю.</w:t>
             </w:r>
           </w:p>
         </w:tc>
@@ -669,26 +687,23 @@
     <w:p>
       <w:pPr>
         <w:pStyle w:val="a5"/>
+      </w:pPr>
+      <w:r>
+        <w:rPr>
+          <w:rStyle w:val="a4"/>
+        </w:rPr>
+        <w:t>Цель работы</w:t>
+      </w:r>
+      <w:r>
+        <w:t xml:space="preserve"> — изучить </w:t>
+      </w:r>
+      <w:r>
+        <w:t xml:space="preserve">методы решение нелинейных уравнений и освоить их практические реализации на языке программирования </w:t>
+      </w:r>
+      <w:r>
         <w:rPr>
           <w:lang w:val="en-US"/>
         </w:rPr>
-      </w:pPr>
-      <w:r>
-        <w:rPr>
-          <w:rStyle w:val="a4"/>
-        </w:rPr>
-        <w:t>Цель работы</w:t>
-      </w:r>
-      <w:r>
-        <w:t xml:space="preserve"> — изучить </w:t>
-      </w:r>
-      <w:r>
-        <w:t xml:space="preserve">методы решение нелинейных уравнений и освоить их практические реализации на языке программирования </w:t>
-      </w:r>
-      <w:r>
-        <w:rPr>
-          <w:lang w:val="en-US"/>
-        </w:rPr>
         <w:t>C</w:t>
       </w:r>
       <w:r>
@@ -712,15 +727,32 @@
           <w:bCs/>
         </w:rPr>
         <w:lastRenderedPageBreak/>
-        <w:t>Метод бисекции</w:t>
-      </w:r>
+        <w:t xml:space="preserve">Метод </w:t>
+      </w:r>
+      <w:proofErr w:type="spellStart"/>
+      <w:r>
+        <w:rPr>
+          <w:b/>
+          <w:bCs/>
+        </w:rPr>
+        <w:t>бисекции</w:t>
+      </w:r>
+      <w:proofErr w:type="spellEnd"/>
     </w:p>
     <w:p>
       <w:pPr>
         <w:pStyle w:val="a5"/>
       </w:pPr>
       <w:r>
-        <w:t>В ходе выполнения работы требуется отделить корень заданного уравнения, реализовать алгоритм метода бисекции, провести вычислительный эксперимент для различных значений точности ε, исследовать зависимость числа итераций от требуемой точности, а также проанализировать устойчивость (обусловленность) метода при наличии погрешностей в исходных данных.</w:t>
+        <w:t xml:space="preserve">В ходе выполнения работы требуется отделить корень заданного уравнения, реализовать алгоритм метода </w:t>
+      </w:r>
+      <w:proofErr w:type="spellStart"/>
+      <w:r>
+        <w:t>бисекции</w:t>
+      </w:r>
+      <w:proofErr w:type="spellEnd"/>
+      <w:r>
+        <w:t>, провести вычислительный эксперимент для различных значений точности ε, исследовать зависимость числа итераций от требуемой точности, а также проанализировать устойчивость (обусловленность) метода при наличии погрешностей в исходных данных.</w:t>
       </w:r>
     </w:p>
     <w:p>
@@ -736,8 +768,17 @@
           <w:b/>
           <w:bCs/>
         </w:rPr>
-        <w:t>Выполнение работы с использованием бисекции</w:t>
-      </w:r>
+        <w:t xml:space="preserve">Выполнение работы с использованием </w:t>
+      </w:r>
+      <w:proofErr w:type="spellStart"/>
+      <w:r>
+        <w:rPr>
+          <w:b/>
+          <w:bCs/>
+        </w:rPr>
+        <w:t>бисекции</w:t>
+      </w:r>
+      <w:proofErr w:type="spellEnd"/>
     </w:p>
     <w:p>
       <w:pPr>
@@ -832,26 +873,628 @@
       <w:pPr>
         <w:pStyle w:val="a5"/>
         <w:spacing w:after="0"/>
-        <w:ind w:firstLine="0"/>
+        <w:jc w:val="left"/>
+      </w:pPr>
+      <w:r>
+        <w:t>Первая производная функции</w:t>
+      </w:r>
+      <w:r>
+        <w:t xml:space="preserve">: </w:t>
+      </w:r>
+      <m:oMath>
+        <m:sSup>
+          <m:sSupPr>
+            <m:ctrlPr>
+              <w:rPr>
+                <w:rFonts w:ascii="Cambria Math" w:hAnsi="Cambria Math"/>
+                <w:i/>
+                <w:lang w:val="en-US"/>
+              </w:rPr>
+            </m:ctrlPr>
+          </m:sSupPr>
+          <m:e>
+            <m:r>
+              <w:rPr>
+                <w:rFonts w:ascii="Cambria Math" w:hAnsi="Cambria Math"/>
+              </w:rPr>
+              <m:t>y</m:t>
+            </m:r>
+            <m:ctrlPr>
+              <w:rPr>
+                <w:rFonts w:ascii="Cambria Math" w:hAnsi="Cambria Math"/>
+                <w:i/>
+              </w:rPr>
+            </m:ctrlPr>
+          </m:e>
+          <m:sup>
+            <m:r>
+              <w:rPr>
+                <w:rFonts w:ascii="Cambria Math" w:hAnsi="Cambria Math"/>
+              </w:rPr>
+              <m:t>'</m:t>
+            </m:r>
+          </m:sup>
+        </m:sSup>
+        <m:r>
+          <w:rPr>
+            <w:rFonts w:ascii="Cambria Math" w:hAnsi="Cambria Math"/>
+          </w:rPr>
+          <m:t>=</m:t>
+        </m:r>
+        <m:f>
+          <m:fPr>
+            <m:ctrlPr>
+              <w:rPr>
+                <w:rFonts w:ascii="Cambria Math" w:hAnsi="Cambria Math"/>
+                <w:i/>
+                <w:lang w:val="en-US"/>
+              </w:rPr>
+            </m:ctrlPr>
+          </m:fPr>
+          <m:num>
+            <m:r>
+              <w:rPr>
+                <w:rFonts w:ascii="Cambria Math" w:hAnsi="Cambria Math"/>
+              </w:rPr>
+              <m:t>-</m:t>
+            </m:r>
+            <m:sSup>
+              <m:sSupPr>
+                <m:ctrlPr>
+                  <w:rPr>
+                    <w:rFonts w:ascii="Cambria Math" w:hAnsi="Cambria Math"/>
+                    <w:i/>
+                    <w:lang w:val="en-US"/>
+                  </w:rPr>
+                </m:ctrlPr>
+              </m:sSupPr>
+              <m:e>
+                <m:r>
+                  <w:rPr>
+                    <w:rFonts w:ascii="Cambria Math" w:hAnsi="Cambria Math"/>
+                    <w:lang w:val="en-US"/>
+                  </w:rPr>
+                  <m:t>x</m:t>
+                </m:r>
+              </m:e>
+              <m:sup>
+                <m:r>
+                  <w:rPr>
+                    <w:rFonts w:ascii="Cambria Math" w:hAnsi="Cambria Math"/>
+                  </w:rPr>
+                  <m:t>4</m:t>
+                </m:r>
+              </m:sup>
+            </m:sSup>
+            <m:r>
+              <w:rPr>
+                <w:rFonts w:ascii="Cambria Math" w:hAnsi="Cambria Math"/>
+              </w:rPr>
+              <m:t>-12</m:t>
+            </m:r>
+            <m:sSup>
+              <m:sSupPr>
+                <m:ctrlPr>
+                  <w:rPr>
+                    <w:rFonts w:ascii="Cambria Math" w:hAnsi="Cambria Math"/>
+                    <w:i/>
+                    <w:lang w:val="en-US"/>
+                  </w:rPr>
+                </m:ctrlPr>
+              </m:sSupPr>
+              <m:e>
+                <m:r>
+                  <w:rPr>
+                    <w:rFonts w:ascii="Cambria Math" w:hAnsi="Cambria Math"/>
+                    <w:lang w:val="en-US"/>
+                  </w:rPr>
+                  <m:t>x</m:t>
+                </m:r>
+              </m:e>
+              <m:sup>
+                <m:r>
+                  <w:rPr>
+                    <w:rFonts w:ascii="Cambria Math" w:hAnsi="Cambria Math"/>
+                  </w:rPr>
+                  <m:t>2</m:t>
+                </m:r>
+              </m:sup>
+            </m:sSup>
+            <m:r>
+              <w:rPr>
+                <w:rFonts w:ascii="Cambria Math" w:hAnsi="Cambria Math"/>
+              </w:rPr>
+              <m:t>+10</m:t>
+            </m:r>
+            <m:r>
+              <w:rPr>
+                <w:rFonts w:ascii="Cambria Math" w:hAnsi="Cambria Math"/>
+                <w:lang w:val="en-US"/>
+              </w:rPr>
+              <m:t>x</m:t>
+            </m:r>
+          </m:num>
+          <m:den>
+            <m:sSup>
+              <m:sSupPr>
+                <m:ctrlPr>
+                  <w:rPr>
+                    <w:rFonts w:ascii="Cambria Math" w:hAnsi="Cambria Math"/>
+                    <w:i/>
+                    <w:lang w:val="en-US"/>
+                  </w:rPr>
+                </m:ctrlPr>
+              </m:sSupPr>
+              <m:e>
+                <m:d>
+                  <m:dPr>
+                    <m:ctrlPr>
+                      <w:rPr>
+                        <w:rFonts w:ascii="Cambria Math" w:hAnsi="Cambria Math"/>
+                        <w:i/>
+                        <w:lang w:val="en-US"/>
+                      </w:rPr>
+                    </m:ctrlPr>
+                  </m:dPr>
+                  <m:e>
+                    <m:r>
+                      <w:rPr>
+                        <w:rFonts w:ascii="Cambria Math" w:hAnsi="Cambria Math"/>
+                      </w:rPr>
+                      <m:t>4+</m:t>
+                    </m:r>
+                    <m:sSup>
+                      <m:sSupPr>
+                        <m:ctrlPr>
+                          <w:rPr>
+                            <w:rFonts w:ascii="Cambria Math" w:hAnsi="Cambria Math"/>
+                            <w:i/>
+                            <w:lang w:val="en-US"/>
+                          </w:rPr>
+                        </m:ctrlPr>
+                      </m:sSupPr>
+                      <m:e>
+                        <m:r>
+                          <w:rPr>
+                            <w:rFonts w:ascii="Cambria Math" w:hAnsi="Cambria Math"/>
+                            <w:lang w:val="en-US"/>
+                          </w:rPr>
+                          <m:t>x</m:t>
+                        </m:r>
+                      </m:e>
+                      <m:sup>
+                        <m:r>
+                          <w:rPr>
+                            <w:rFonts w:ascii="Cambria Math" w:hAnsi="Cambria Math"/>
+                          </w:rPr>
+                          <m:t>2</m:t>
+                        </m:r>
+                      </m:sup>
+                    </m:sSup>
+                  </m:e>
+                </m:d>
+              </m:e>
+              <m:sup>
+                <m:r>
+                  <w:rPr>
+                    <w:rFonts w:ascii="Cambria Math" w:hAnsi="Cambria Math"/>
+                  </w:rPr>
+                  <m:t>2</m:t>
+                </m:r>
+              </m:sup>
+            </m:sSup>
+          </m:den>
+        </m:f>
+      </m:oMath>
+      <w:r>
+        <w:t xml:space="preserve">. </w:t>
+      </w:r>
+      <w:r>
+        <w:t>График первой производной см. на рисунке.</w:t>
+      </w:r>
+    </w:p>
+    <w:p>
+      <w:pPr>
+        <w:pStyle w:val="a5"/>
+        <w:spacing w:after="0"/>
+        <w:jc w:val="center"/>
         <w:rPr>
           <w:lang w:val="en-US"/>
         </w:rPr>
       </w:pPr>
       <w:r>
-        <w:t xml:space="preserve">3. Составление головной программы </w:t>
-      </w:r>
-      <w:r>
-        <w:rPr>
-          <w:lang w:val="en-US"/>
-        </w:rPr>
-        <w:t>main.</w:t>
-      </w:r>
+        <w:rPr>
+          <w:noProof/>
+          <w14:ligatures w14:val="standardContextual"/>
+        </w:rPr>
+        <w:lastRenderedPageBreak/>
+        <w:drawing>
+          <wp:inline distT="0" distB="0" distL="0" distR="0" wp14:anchorId="6FEFFDB6" wp14:editId="22F9B0EB">
+            <wp:extent cx="4823828" cy="2905125"/>
+            <wp:effectExtent l="0" t="0" r="0" b="0"/>
+            <wp:docPr id="1434674119" name="Рисунок 1"/>
+            <wp:cNvGraphicFramePr>
+              <a:graphicFrameLocks xmlns:a="http://schemas.openxmlformats.org/drawingml/2006/main" noChangeAspect="1"/>
+            </wp:cNvGraphicFramePr>
+            <a:graphic xmlns:a="http://schemas.openxmlformats.org/drawingml/2006/main">
+              <a:graphicData uri="http://schemas.openxmlformats.org/drawingml/2006/picture">
+                <pic:pic xmlns:pic="http://schemas.openxmlformats.org/drawingml/2006/picture">
+                  <pic:nvPicPr>
+                    <pic:cNvPr id="1434674119" name=""/>
+                    <pic:cNvPicPr/>
+                  </pic:nvPicPr>
+                  <pic:blipFill>
+                    <a:blip r:embed="rId6"/>
+                    <a:stretch>
+                      <a:fillRect/>
+                    </a:stretch>
+                  </pic:blipFill>
+                  <pic:spPr>
+                    <a:xfrm>
+                      <a:off x="0" y="0"/>
+                      <a:ext cx="4825823" cy="2906327"/>
+                    </a:xfrm>
+                    <a:prstGeom prst="rect">
+                      <a:avLst/>
+                    </a:prstGeom>
+                  </pic:spPr>
+                </pic:pic>
+              </a:graphicData>
+            </a:graphic>
+          </wp:inline>
+        </w:drawing>
+      </w:r>
+    </w:p>
+    <w:p>
+      <w:pPr>
+        <w:pStyle w:val="a5"/>
+        <w:spacing w:after="0"/>
+        <w:jc w:val="center"/>
+      </w:pPr>
+      <w:r>
+        <w:t>Рисунок первой производной.</w:t>
+      </w:r>
+    </w:p>
+    <w:p>
+      <w:pPr>
+        <w:pStyle w:val="a5"/>
+        <w:spacing w:after="0"/>
+        <w:ind w:left="709" w:hanging="709"/>
+      </w:pPr>
+      <w:r>
+        <w:t>Вторая производная функции</w:t>
+      </w:r>
+      <w:r>
+        <w:t xml:space="preserve">: </w:t>
+      </w:r>
+      <m:oMath>
+        <m:sSup>
+          <m:sSupPr>
+            <m:ctrlPr>
+              <w:rPr>
+                <w:rFonts w:ascii="Cambria Math" w:hAnsi="Cambria Math"/>
+                <w:i/>
+                <w:lang w:val="en-US"/>
+              </w:rPr>
+            </m:ctrlPr>
+          </m:sSupPr>
+          <m:e>
+            <m:r>
+              <w:rPr>
+                <w:rFonts w:ascii="Cambria Math" w:hAnsi="Cambria Math"/>
+                <w:lang w:val="en-US"/>
+              </w:rPr>
+              <m:t>y</m:t>
+            </m:r>
+          </m:e>
+          <m:sup>
+            <m:r>
+              <w:rPr>
+                <w:rFonts w:ascii="Cambria Math" w:hAnsi="Cambria Math"/>
+              </w:rPr>
+              <m:t>''</m:t>
+            </m:r>
+          </m:sup>
+        </m:sSup>
+        <m:r>
+          <w:rPr>
+            <w:rFonts w:ascii="Cambria Math" w:hAnsi="Cambria Math"/>
+          </w:rPr>
+          <m:t>=</m:t>
+        </m:r>
+        <m:f>
+          <m:fPr>
+            <m:ctrlPr>
+              <w:rPr>
+                <w:rFonts w:ascii="Cambria Math" w:hAnsi="Cambria Math"/>
+                <w:i/>
+                <w:lang w:val="en-US"/>
+              </w:rPr>
+            </m:ctrlPr>
+          </m:fPr>
+          <m:num>
+            <m:r>
+              <w:rPr>
+                <w:rFonts w:ascii="Cambria Math" w:hAnsi="Cambria Math"/>
+              </w:rPr>
+              <m:t>8</m:t>
+            </m:r>
+            <m:sSup>
+              <m:sSupPr>
+                <m:ctrlPr>
+                  <w:rPr>
+                    <w:rFonts w:ascii="Cambria Math" w:hAnsi="Cambria Math"/>
+                    <w:i/>
+                    <w:lang w:val="en-US"/>
+                  </w:rPr>
+                </m:ctrlPr>
+              </m:sSupPr>
+              <m:e>
+                <m:r>
+                  <w:rPr>
+                    <w:rFonts w:ascii="Cambria Math" w:hAnsi="Cambria Math"/>
+                    <w:lang w:val="en-US"/>
+                  </w:rPr>
+                  <m:t>x</m:t>
+                </m:r>
+              </m:e>
+              <m:sup>
+                <m:r>
+                  <w:rPr>
+                    <w:rFonts w:ascii="Cambria Math" w:hAnsi="Cambria Math"/>
+                  </w:rPr>
+                  <m:t>3</m:t>
+                </m:r>
+              </m:sup>
+            </m:sSup>
+            <m:r>
+              <w:rPr>
+                <w:rFonts w:ascii="Cambria Math" w:hAnsi="Cambria Math"/>
+              </w:rPr>
+              <m:t>-30</m:t>
+            </m:r>
+            <m:sSup>
+              <m:sSupPr>
+                <m:ctrlPr>
+                  <w:rPr>
+                    <w:rFonts w:ascii="Cambria Math" w:hAnsi="Cambria Math"/>
+                    <w:i/>
+                    <w:lang w:val="en-US"/>
+                  </w:rPr>
+                </m:ctrlPr>
+              </m:sSupPr>
+              <m:e>
+                <m:r>
+                  <w:rPr>
+                    <w:rFonts w:ascii="Cambria Math" w:hAnsi="Cambria Math"/>
+                    <w:lang w:val="en-US"/>
+                  </w:rPr>
+                  <m:t>x</m:t>
+                </m:r>
+              </m:e>
+              <m:sup>
+                <m:r>
+                  <w:rPr>
+                    <w:rFonts w:ascii="Cambria Math" w:hAnsi="Cambria Math"/>
+                  </w:rPr>
+                  <m:t>2</m:t>
+                </m:r>
+              </m:sup>
+            </m:sSup>
+            <m:r>
+              <w:rPr>
+                <w:rFonts w:ascii="Cambria Math" w:hAnsi="Cambria Math"/>
+              </w:rPr>
+              <m:t>-96</m:t>
+            </m:r>
+            <m:r>
+              <w:rPr>
+                <w:rFonts w:ascii="Cambria Math" w:hAnsi="Cambria Math"/>
+                <w:lang w:val="en-US"/>
+              </w:rPr>
+              <m:t>x</m:t>
+            </m:r>
+            <m:r>
+              <w:rPr>
+                <w:rFonts w:ascii="Cambria Math" w:hAnsi="Cambria Math"/>
+              </w:rPr>
+              <m:t>+40</m:t>
+            </m:r>
+          </m:num>
+          <m:den>
+            <m:sSup>
+              <m:sSupPr>
+                <m:ctrlPr>
+                  <w:rPr>
+                    <w:rFonts w:ascii="Cambria Math" w:hAnsi="Cambria Math"/>
+                    <w:i/>
+                    <w:lang w:val="en-US"/>
+                  </w:rPr>
+                </m:ctrlPr>
+              </m:sSupPr>
+              <m:e>
+                <m:d>
+                  <m:dPr>
+                    <m:ctrlPr>
+                      <w:rPr>
+                        <w:rFonts w:ascii="Cambria Math" w:hAnsi="Cambria Math"/>
+                        <w:i/>
+                        <w:lang w:val="en-US"/>
+                      </w:rPr>
+                    </m:ctrlPr>
+                  </m:dPr>
+                  <m:e>
+                    <m:r>
+                      <w:rPr>
+                        <w:rFonts w:ascii="Cambria Math" w:hAnsi="Cambria Math"/>
+                      </w:rPr>
+                      <m:t>4+</m:t>
+                    </m:r>
+                    <m:sSup>
+                      <m:sSupPr>
+                        <m:ctrlPr>
+                          <w:rPr>
+                            <w:rFonts w:ascii="Cambria Math" w:hAnsi="Cambria Math"/>
+                            <w:i/>
+                            <w:lang w:val="en-US"/>
+                          </w:rPr>
+                        </m:ctrlPr>
+                      </m:sSupPr>
+                      <m:e>
+                        <m:r>
+                          <w:rPr>
+                            <w:rFonts w:ascii="Cambria Math" w:hAnsi="Cambria Math"/>
+                            <w:lang w:val="en-US"/>
+                          </w:rPr>
+                          <m:t>x</m:t>
+                        </m:r>
+                      </m:e>
+                      <m:sup>
+                        <m:r>
+                          <w:rPr>
+                            <w:rFonts w:ascii="Cambria Math" w:hAnsi="Cambria Math"/>
+                          </w:rPr>
+                          <m:t>2</m:t>
+                        </m:r>
+                      </m:sup>
+                    </m:sSup>
+                  </m:e>
+                </m:d>
+              </m:e>
+              <m:sup>
+                <m:r>
+                  <w:rPr>
+                    <w:rFonts w:ascii="Cambria Math" w:hAnsi="Cambria Math"/>
+                  </w:rPr>
+                  <m:t>3</m:t>
+                </m:r>
+              </m:sup>
+            </m:sSup>
+          </m:den>
+        </m:f>
+      </m:oMath>
+      <w:r>
+        <w:t xml:space="preserve">. </w:t>
+      </w:r>
+      <w:r>
+        <w:t>График второй производной см. на Рисунке.</w:t>
+      </w:r>
+    </w:p>
+    <w:p>
+      <w:pPr>
+        <w:pStyle w:val="a5"/>
+        <w:spacing w:after="0"/>
+        <w:ind w:left="709" w:hanging="709"/>
+        <w:jc w:val="center"/>
+      </w:pPr>
+      <w:r>
+        <w:rPr>
+          <w:noProof/>
+          <w14:ligatures w14:val="standardContextual"/>
+        </w:rPr>
+        <w:drawing>
+          <wp:inline distT="0" distB="0" distL="0" distR="0" wp14:anchorId="739FE406" wp14:editId="2B449E32">
+            <wp:extent cx="3566457" cy="3086100"/>
+            <wp:effectExtent l="0" t="0" r="0" b="0"/>
+            <wp:docPr id="828850293" name="Рисунок 1"/>
+            <wp:cNvGraphicFramePr>
+              <a:graphicFrameLocks xmlns:a="http://schemas.openxmlformats.org/drawingml/2006/main" noChangeAspect="1"/>
+            </wp:cNvGraphicFramePr>
+            <a:graphic xmlns:a="http://schemas.openxmlformats.org/drawingml/2006/main">
+              <a:graphicData uri="http://schemas.openxmlformats.org/drawingml/2006/picture">
+                <pic:pic xmlns:pic="http://schemas.openxmlformats.org/drawingml/2006/picture">
+                  <pic:nvPicPr>
+                    <pic:cNvPr id="828850293" name=""/>
+                    <pic:cNvPicPr/>
+                  </pic:nvPicPr>
+                  <pic:blipFill>
+                    <a:blip r:embed="rId7"/>
+                    <a:stretch>
+                      <a:fillRect/>
+                    </a:stretch>
+                  </pic:blipFill>
+                  <pic:spPr>
+                    <a:xfrm>
+                      <a:off x="0" y="0"/>
+                      <a:ext cx="3571312" cy="3090301"/>
+                    </a:xfrm>
+                    <a:prstGeom prst="rect">
+                      <a:avLst/>
+                    </a:prstGeom>
+                  </pic:spPr>
+                </pic:pic>
+              </a:graphicData>
+            </a:graphic>
+          </wp:inline>
+        </w:drawing>
+      </w:r>
+    </w:p>
+    <w:p>
+      <w:pPr>
+        <w:pStyle w:val="a5"/>
+        <w:spacing w:after="0"/>
+        <w:ind w:left="709" w:hanging="709"/>
+        <w:jc w:val="center"/>
+      </w:pPr>
+      <w:r>
+        <w:t>Рисунок второй производной.</w:t>
+      </w:r>
+    </w:p>
+    <w:p>
+      <w:pPr>
+        <w:pStyle w:val="a5"/>
+        <w:spacing w:after="0"/>
+      </w:pPr>
+    </w:p>
+    <w:p>
+      <w:pPr>
+        <w:pStyle w:val="a5"/>
+        <w:spacing w:after="0"/>
+      </w:pPr>
+    </w:p>
+    <w:p>
+      <w:pPr>
+        <w:pStyle w:val="a5"/>
+        <w:spacing w:after="0"/>
+      </w:pPr>
+    </w:p>
+    <w:p>
+      <w:pPr>
+        <w:pStyle w:val="a5"/>
+        <w:spacing w:after="0"/>
+      </w:pPr>
+    </w:p>
+    <w:p>
+      <w:pPr>
+        <w:pStyle w:val="a5"/>
+        <w:spacing w:after="0"/>
+      </w:pPr>
     </w:p>
     <w:p>
       <w:pPr>
         <w:pStyle w:val="a5"/>
         <w:spacing w:after="0"/>
         <w:ind w:firstLine="0"/>
+      </w:pPr>
+      <w:r>
+        <w:lastRenderedPageBreak/>
+        <w:t xml:space="preserve">3. Составление головной программы </w:t>
+      </w:r>
+      <w:r>
+        <w:rPr>
+          <w:lang w:val="en-US"/>
+        </w:rPr>
+        <w:t>main</w:t>
+      </w:r>
+      <w:r>
+        <w:t>.</w:t>
+      </w:r>
+    </w:p>
+    <w:p>
+      <w:pPr>
+        <w:pStyle w:val="a5"/>
+        <w:spacing w:after="0"/>
+        <w:ind w:firstLine="0"/>
         <w:jc w:val="center"/>
         <w:rPr>
           <w:lang w:val="en-US"/>
@@ -862,7 +1505,6 @@
           <w:noProof/>
           <w:lang w:val="en-US"/>
         </w:rPr>
-        <w:lastRenderedPageBreak/>
         <w:drawing>
           <wp:inline distT="0" distB="0" distL="0" distR="0" wp14:anchorId="6217A9B6" wp14:editId="5BC6440E">
             <wp:extent cx="5783504" cy="2999014"/>
@@ -879,7 +1521,7 @@
                     <pic:cNvPicPr/>
                   </pic:nvPicPr>
                   <pic:blipFill>
-                    <a:blip r:embed="rId6"/>
+                    <a:blip r:embed="rId8"/>
                     <a:stretch>
                       <a:fillRect/>
                     </a:stretch>
@@ -940,7 +1582,29 @@
           <w:szCs w:val="28"/>
           <w:lang w:eastAsia="zh-CN"/>
         </w:rPr>
-        <w:t xml:space="preserve">На рисунке 2 отображена головная прогрмма </w:t>
+        <w:t xml:space="preserve">На рисунке 2 отображена головная </w:t>
+      </w:r>
+      <w:proofErr w:type="spellStart"/>
+      <w:r>
+        <w:rPr>
+          <w:bCs/>
+          <w:color w:val="000000"/>
+          <w:sz w:val="28"/>
+          <w:szCs w:val="28"/>
+          <w:lang w:eastAsia="zh-CN"/>
+        </w:rPr>
+        <w:t>прогрмма</w:t>
+      </w:r>
+      <w:proofErr w:type="spellEnd"/>
+      <w:r>
+        <w:rPr>
+          <w:bCs/>
+          <w:color w:val="000000"/>
+          <w:sz w:val="28"/>
+          <w:szCs w:val="28"/>
+          <w:lang w:eastAsia="zh-CN"/>
+        </w:rPr>
+        <w:t xml:space="preserve"> </w:t>
       </w:r>
       <w:r>
         <w:rPr>
@@ -1107,7 +1771,7 @@
                     <pic:cNvPicPr/>
                   </pic:nvPicPr>
                   <pic:blipFill>
-                    <a:blip r:embed="rId7"/>
+                    <a:blip r:embed="rId9"/>
                     <a:stretch>
                       <a:fillRect/>
                     </a:stretch>
@@ -1192,8 +1856,10 @@
           <w:szCs w:val="28"/>
           <w:lang w:eastAsia="zh-CN"/>
         </w:rPr>
-        <w:t xml:space="preserve">Такая зависимость объясняется тем, что метод бисекции основан на последовательном делении отрезка пополам. Для достижения более высокой точности требуется большее количество таких делений. Как видно из </w:t>
-      </w:r>
+        <w:lastRenderedPageBreak/>
+        <w:t xml:space="preserve">Такая зависимость объясняется тем, что метод </w:t>
+      </w:r>
+      <w:proofErr w:type="spellStart"/>
       <w:r>
         <w:rPr>
           <w:bCs/>
@@ -1202,8 +1868,18 @@
           <w:szCs w:val="28"/>
           <w:lang w:eastAsia="zh-CN"/>
         </w:rPr>
-        <w:lastRenderedPageBreak/>
-        <w:t>графика, с уменьшением значения ε (повышением требований к точности) число итераций закономерно возрастает, что обеспечивает получение более точного значения корня.</w:t>
+        <w:t>бисекции</w:t>
+      </w:r>
+      <w:proofErr w:type="spellEnd"/>
+      <w:r>
+        <w:rPr>
+          <w:bCs/>
+          <w:color w:val="000000"/>
+          <w:sz w:val="28"/>
+          <w:szCs w:val="28"/>
+          <w:lang w:eastAsia="zh-CN"/>
+        </w:rPr>
+        <w:t xml:space="preserve"> основан на последовательном делении отрезка пополам. Для достижения более высокой точности требуется большее количество таких делений. Как видно из графика, с уменьшением значения ε (повышением требований к точности) число итераций закономерно возрастает, что обеспечивает получение более точного значения корня.</w:t>
       </w:r>
     </w:p>
     <w:p>
@@ -1259,13 +1935,7 @@
         <w:pStyle w:val="a5"/>
       </w:pPr>
       <w:r>
-        <w:t xml:space="preserve">В ходе выполнения работы требуется отделить корень заданного уравнения, реализовать алгоритм метода </w:t>
-      </w:r>
-      <w:r>
-        <w:t>хорд</w:t>
-      </w:r>
-      <w:r>
-        <w:t>, провести вычислительный эксперимент для различных значений точности ε, исследовать зависимость числа итераций от требуемой точности, а также проанализировать устойчивость (обусловленность) метода при наличии погрешностей в исходных данных.</w:t>
+        <w:t>В ходе выполнения работы требуется отделить корень заданного уравнения, реализовать алгоритм метода хорд, провести вычислительный эксперимент для различных значений точности ε, исследовать зависимость числа итераций от требуемой точности, а также проанализировать устойчивость (обусловленность) метода при наличии погрешностей в исходных данных.</w:t>
       </w:r>
     </w:p>
     <w:p>
@@ -1299,6 +1969,9 @@
         <w:jc w:val="center"/>
       </w:pPr>
       <w:r>
+        <w:rPr>
+          <w:noProof/>
+        </w:rPr>
         <w:drawing>
           <wp:inline distT="0" distB="0" distL="0" distR="0" wp14:anchorId="39EA02BE" wp14:editId="76ADC504">
             <wp:extent cx="4691213" cy="4252932"/>
@@ -1315,7 +1988,7 @@
                     <pic:cNvPicPr/>
                   </pic:nvPicPr>
                   <pic:blipFill>
-                    <a:blip r:embed="rId8"/>
+                    <a:blip r:embed="rId10"/>
                     <a:stretch>
                       <a:fillRect/>
                     </a:stretch>
@@ -1414,6 +2087,7 @@
       <w:r>
         <w:rPr>
           <w:bCs/>
+          <w:noProof/>
           <w:color w:val="000000"/>
           <w:szCs w:val="28"/>
         </w:rPr>
@@ -1434,7 +2108,7 @@
                     <pic:cNvPicPr/>
                   </pic:nvPicPr>
                   <pic:blipFill>
-                    <a:blip r:embed="rId9"/>
+                    <a:blip r:embed="rId11"/>
                     <a:stretch>
                       <a:fillRect/>
                     </a:stretch>
@@ -1471,7 +2145,25 @@
           <w:color w:val="000000"/>
           <w:szCs w:val="28"/>
         </w:rPr>
-        <w:t>Рисунок 5. График зависимости числа иттераций от точности</w:t>
+        <w:t xml:space="preserve">Рисунок 5. График зависимости числа </w:t>
+      </w:r>
+      <w:proofErr w:type="spellStart"/>
+      <w:r>
+        <w:rPr>
+          <w:bCs/>
+          <w:color w:val="000000"/>
+          <w:szCs w:val="28"/>
+        </w:rPr>
+        <w:t>иттераций</w:t>
+      </w:r>
+      <w:proofErr w:type="spellEnd"/>
+      <w:r>
+        <w:rPr>
+          <w:bCs/>
+          <w:color w:val="000000"/>
+          <w:szCs w:val="28"/>
+        </w:rPr>
+        <w:t xml:space="preserve"> от точности</w:t>
       </w:r>
     </w:p>
     <w:p>
@@ -1502,7 +2194,25 @@
           <w:color w:val="000000"/>
           <w:szCs w:val="28"/>
         </w:rPr>
-        <w:t>Такая зависимость объясняется тем, что в методе хорд новое приближение к корню находится как точка пересечения хорды (прямой, соединяющей концы кривой) с осью X. Это позволяет быстрее приближаться к корню по сравнению с методом бисекции, где отрезок просто делится пополам.</w:t>
+        <w:t xml:space="preserve">Такая зависимость объясняется тем, что в методе хорд новое приближение к корню находится как точка пересечения хорды (прямой, соединяющей концы кривой) с осью X. Это позволяет быстрее приближаться к корню по сравнению с методом </w:t>
+      </w:r>
+      <w:proofErr w:type="spellStart"/>
+      <w:r>
+        <w:rPr>
+          <w:bCs/>
+          <w:color w:val="000000"/>
+          <w:szCs w:val="28"/>
+        </w:rPr>
+        <w:t>бисекции</w:t>
+      </w:r>
+      <w:proofErr w:type="spellEnd"/>
+      <w:r>
+        <w:rPr>
+          <w:bCs/>
+          <w:color w:val="000000"/>
+          <w:szCs w:val="28"/>
+        </w:rPr>
+        <w:t>, где отрезок просто делится пополам.</w:t>
       </w:r>
     </w:p>
     <w:p>
@@ -1551,6 +2261,7 @@
       <w:r>
         <w:rPr>
           <w:bCs/>
+          <w:noProof/>
           <w:color w:val="000000"/>
           <w:szCs w:val="28"/>
         </w:rPr>
@@ -1571,7 +2282,7 @@
                     <pic:cNvPicPr/>
                   </pic:nvPicPr>
                   <pic:blipFill>
-                    <a:blip r:embed="rId10"/>
+                    <a:blip r:embed="rId12"/>
                     <a:stretch>
                       <a:fillRect/>
                     </a:stretch>
@@ -1660,6 +2371,525 @@
         <w:t>. Это округление вносит погрешность в исходные данные, которая затем влияет на весь итерационный процесс.</w:t>
       </w:r>
     </w:p>
+    <w:p>
+      <w:pPr>
+        <w:pStyle w:val="Standard"/>
+        <w:spacing w:line="360" w:lineRule="auto"/>
+        <w:ind w:firstLine="709"/>
+        <w:rPr>
+          <w:bCs/>
+          <w:color w:val="000000"/>
+          <w:szCs w:val="28"/>
+        </w:rPr>
+      </w:pPr>
+    </w:p>
+    <w:p>
+      <w:pPr>
+        <w:suppressAutoHyphens w:val="0"/>
+        <w:spacing w:after="160" w:line="259" w:lineRule="auto"/>
+        <w:ind w:firstLine="708"/>
+        <w:rPr>
+          <w:b/>
+          <w:color w:val="000000"/>
+          <w:sz w:val="28"/>
+          <w:szCs w:val="28"/>
+          <w:lang w:eastAsia="zh-CN"/>
+        </w:rPr>
+      </w:pPr>
+      <w:r>
+        <w:rPr>
+          <w:b/>
+          <w:color w:val="000000"/>
+          <w:sz w:val="28"/>
+          <w:szCs w:val="28"/>
+          <w:lang w:eastAsia="zh-CN"/>
+        </w:rPr>
+        <w:t xml:space="preserve">Метод </w:t>
+      </w:r>
+      <w:r>
+        <w:rPr>
+          <w:b/>
+          <w:color w:val="000000"/>
+          <w:sz w:val="28"/>
+          <w:szCs w:val="28"/>
+          <w:lang w:eastAsia="zh-CN"/>
+        </w:rPr>
+        <w:t>Ньютона</w:t>
+      </w:r>
+      <w:r>
+        <w:rPr>
+          <w:b/>
+          <w:color w:val="000000"/>
+          <w:sz w:val="28"/>
+          <w:szCs w:val="28"/>
+          <w:lang w:eastAsia="zh-CN"/>
+        </w:rPr>
+        <w:t>.</w:t>
+      </w:r>
+    </w:p>
+    <w:p>
+      <w:pPr>
+        <w:pStyle w:val="a5"/>
+      </w:pPr>
+      <w:r>
+        <w:t xml:space="preserve">В ходе выполнения работы требуется отделить корень заданного уравнения, реализовать алгоритм метода </w:t>
+      </w:r>
+      <w:r>
+        <w:t>ньютона</w:t>
+      </w:r>
+      <w:r>
+        <w:t>, провести вычислительный эксперимент для различных значений точности ε, исследовать зависимость числа итераций от требуемой точности, а также проанализировать устойчивость (обусловленность) метода при наличии погрешностей в исходных данных.</w:t>
+      </w:r>
+    </w:p>
+    <w:p>
+      <w:pPr>
+        <w:pStyle w:val="a5"/>
+        <w:rPr>
+          <w:b/>
+          <w:bCs/>
+        </w:rPr>
+      </w:pPr>
+      <w:r>
+        <w:rPr>
+          <w:b/>
+          <w:bCs/>
+        </w:rPr>
+        <w:t>Выполнение работы с использованием метода хорд.</w:t>
+      </w:r>
+    </w:p>
+    <w:p>
+      <w:pPr>
+        <w:pStyle w:val="a5"/>
+      </w:pPr>
+      <w:r>
+        <w:t xml:space="preserve">Составление головное программы см. на рисунке </w:t>
+      </w:r>
+      <w:r>
+        <w:t>7</w:t>
+      </w:r>
+      <w:r>
+        <w:t>.</w:t>
+      </w:r>
+    </w:p>
+    <w:p>
+      <w:pPr>
+        <w:pStyle w:val="a5"/>
+        <w:jc w:val="center"/>
+      </w:pPr>
+      <w:r>
+        <w:rPr>
+          <w:noProof/>
+          <w14:ligatures w14:val="standardContextual"/>
+        </w:rPr>
+        <w:lastRenderedPageBreak/>
+        <w:drawing>
+          <wp:inline distT="0" distB="0" distL="0" distR="0" wp14:anchorId="05370E40" wp14:editId="7DFDAAB8">
+            <wp:extent cx="4717867" cy="3371850"/>
+            <wp:effectExtent l="0" t="0" r="6985" b="0"/>
+            <wp:docPr id="889199842" name="Рисунок 1"/>
+            <wp:cNvGraphicFramePr>
+              <a:graphicFrameLocks xmlns:a="http://schemas.openxmlformats.org/drawingml/2006/main" noChangeAspect="1"/>
+            </wp:cNvGraphicFramePr>
+            <a:graphic xmlns:a="http://schemas.openxmlformats.org/drawingml/2006/main">
+              <a:graphicData uri="http://schemas.openxmlformats.org/drawingml/2006/picture">
+                <pic:pic xmlns:pic="http://schemas.openxmlformats.org/drawingml/2006/picture">
+                  <pic:nvPicPr>
+                    <pic:cNvPr id="889199842" name=""/>
+                    <pic:cNvPicPr/>
+                  </pic:nvPicPr>
+                  <pic:blipFill>
+                    <a:blip r:embed="rId13"/>
+                    <a:stretch>
+                      <a:fillRect/>
+                    </a:stretch>
+                  </pic:blipFill>
+                  <pic:spPr>
+                    <a:xfrm>
+                      <a:off x="0" y="0"/>
+                      <a:ext cx="4720513" cy="3373741"/>
+                    </a:xfrm>
+                    <a:prstGeom prst="rect">
+                      <a:avLst/>
+                    </a:prstGeom>
+                  </pic:spPr>
+                </pic:pic>
+              </a:graphicData>
+            </a:graphic>
+          </wp:inline>
+        </w:drawing>
+      </w:r>
+    </w:p>
+    <w:p>
+      <w:pPr>
+        <w:pStyle w:val="a5"/>
+        <w:jc w:val="center"/>
+      </w:pPr>
+      <w:r>
+        <w:t>Рисунок 7. Головная программа</w:t>
+      </w:r>
+    </w:p>
+    <w:p>
+      <w:pPr>
+        <w:pStyle w:val="Standard"/>
+        <w:spacing w:line="360" w:lineRule="auto"/>
+        <w:rPr>
+          <w:bCs/>
+          <w:color w:val="000000"/>
+          <w:szCs w:val="28"/>
+        </w:rPr>
+      </w:pPr>
+      <w:r>
+        <w:rPr>
+          <w:bCs/>
+          <w:color w:val="000000"/>
+          <w:szCs w:val="28"/>
+        </w:rPr>
+        <w:t xml:space="preserve">Исследование зависимости числа итераций от значений </w:t>
+      </w:r>
+      <w:r>
+        <w:rPr>
+          <w:bCs/>
+          <w:color w:val="000000"/>
+          <w:szCs w:val="28"/>
+          <w:lang w:val="en-US"/>
+        </w:rPr>
+        <w:t>eps</w:t>
+      </w:r>
+      <w:r>
+        <w:rPr>
+          <w:bCs/>
+          <w:color w:val="000000"/>
+          <w:szCs w:val="28"/>
+        </w:rPr>
+        <w:t xml:space="preserve"> см. на рисунке </w:t>
+      </w:r>
+      <w:r>
+        <w:rPr>
+          <w:bCs/>
+          <w:color w:val="000000"/>
+          <w:szCs w:val="28"/>
+        </w:rPr>
+        <w:t>8</w:t>
+      </w:r>
+      <w:r>
+        <w:rPr>
+          <w:bCs/>
+          <w:color w:val="000000"/>
+          <w:szCs w:val="28"/>
+        </w:rPr>
+        <w:t>.</w:t>
+      </w:r>
+    </w:p>
+    <w:p>
+      <w:pPr>
+        <w:pStyle w:val="Standard"/>
+        <w:spacing w:line="360" w:lineRule="auto"/>
+        <w:rPr>
+          <w:bCs/>
+          <w:color w:val="000000"/>
+          <w:szCs w:val="28"/>
+        </w:rPr>
+      </w:pPr>
+    </w:p>
+    <w:p>
+      <w:pPr>
+        <w:pStyle w:val="Standard"/>
+        <w:spacing w:line="360" w:lineRule="auto"/>
+        <w:jc w:val="center"/>
+        <w:rPr>
+          <w:bCs/>
+          <w:color w:val="000000"/>
+          <w:szCs w:val="28"/>
+        </w:rPr>
+      </w:pPr>
+      <w:r>
+        <w:rPr>
+          <w:bCs/>
+          <w:color w:val="000000"/>
+          <w:szCs w:val="28"/>
+        </w:rPr>
+        <w:drawing>
+          <wp:inline distT="0" distB="0" distL="0" distR="0" wp14:anchorId="00910007" wp14:editId="7952B924">
+            <wp:extent cx="3695832" cy="2771775"/>
+            <wp:effectExtent l="0" t="0" r="0" b="0"/>
+            <wp:docPr id="1096014387" name="Рисунок 1"/>
+            <wp:cNvGraphicFramePr>
+              <a:graphicFrameLocks xmlns:a="http://schemas.openxmlformats.org/drawingml/2006/main" noChangeAspect="1"/>
+            </wp:cNvGraphicFramePr>
+            <a:graphic xmlns:a="http://schemas.openxmlformats.org/drawingml/2006/main">
+              <a:graphicData uri="http://schemas.openxmlformats.org/drawingml/2006/picture">
+                <pic:pic xmlns:pic="http://schemas.openxmlformats.org/drawingml/2006/picture">
+                  <pic:nvPicPr>
+                    <pic:cNvPr id="1096014387" name=""/>
+                    <pic:cNvPicPr/>
+                  </pic:nvPicPr>
+                  <pic:blipFill>
+                    <a:blip r:embed="rId14"/>
+                    <a:stretch>
+                      <a:fillRect/>
+                    </a:stretch>
+                  </pic:blipFill>
+                  <pic:spPr>
+                    <a:xfrm>
+                      <a:off x="0" y="0"/>
+                      <a:ext cx="3697149" cy="2772763"/>
+                    </a:xfrm>
+                    <a:prstGeom prst="rect">
+                      <a:avLst/>
+                    </a:prstGeom>
+                  </pic:spPr>
+                </pic:pic>
+              </a:graphicData>
+            </a:graphic>
+          </wp:inline>
+        </w:drawing>
+      </w:r>
+    </w:p>
+    <w:p>
+      <w:pPr>
+        <w:pStyle w:val="Standard"/>
+        <w:spacing w:line="360" w:lineRule="auto"/>
+        <w:jc w:val="center"/>
+        <w:rPr>
+          <w:bCs/>
+          <w:color w:val="000000"/>
+          <w:szCs w:val="28"/>
+        </w:rPr>
+      </w:pPr>
+      <w:r>
+        <w:rPr>
+          <w:bCs/>
+          <w:color w:val="000000"/>
+          <w:szCs w:val="28"/>
+        </w:rPr>
+        <w:t xml:space="preserve">Рисунок 8. Зависимость итераций от точности </w:t>
+      </w:r>
+      <w:r>
+        <w:rPr>
+          <w:bCs/>
+          <w:color w:val="000000"/>
+          <w:szCs w:val="28"/>
+          <w:lang w:val="en-US"/>
+        </w:rPr>
+        <w:t>eps</w:t>
+      </w:r>
+    </w:p>
+    <w:p>
+      <w:pPr>
+        <w:pStyle w:val="a5"/>
+        <w:rPr>
+          <w:lang w:val="en-US"/>
+        </w:rPr>
+      </w:pPr>
+      <w:r>
+        <w:t>Такая зависимость объясняется </w:t>
+      </w:r>
+      <w:r>
+        <w:rPr>
+          <w:b/>
+          <w:bCs/>
+        </w:rPr>
+        <w:t>квадратичной сходимостью метода Ньютона</w:t>
+      </w:r>
+      <w:r>
+        <w:t xml:space="preserve">. В отличие от метода хорд (линейная сходимость) или метода </w:t>
+      </w:r>
+      <w:proofErr w:type="spellStart"/>
+      <w:r>
+        <w:t>бисекции</w:t>
+      </w:r>
+      <w:proofErr w:type="spellEnd"/>
+      <w:r>
+        <w:t xml:space="preserve"> (медленная сходимость), метод касательных обеспечивает быстрое увеличение точности с каждой итерацией.</w:t>
+      </w:r>
+    </w:p>
+    <w:p>
+      <w:pPr>
+        <w:pStyle w:val="Standard"/>
+        <w:spacing w:line="360" w:lineRule="auto"/>
+        <w:ind w:firstLine="709"/>
+        <w:rPr>
+          <w:bCs/>
+          <w:color w:val="000000"/>
+          <w:szCs w:val="28"/>
+        </w:rPr>
+      </w:pPr>
+      <w:r>
+        <w:rPr>
+          <w:bCs/>
+          <w:color w:val="000000"/>
+          <w:szCs w:val="28"/>
+        </w:rPr>
+        <w:lastRenderedPageBreak/>
+        <w:t xml:space="preserve">Исследование зависимости отклонения от точности корня от дельты см. на рисунке </w:t>
+      </w:r>
+      <w:r>
+        <w:rPr>
+          <w:bCs/>
+          <w:color w:val="000000"/>
+          <w:szCs w:val="28"/>
+        </w:rPr>
+        <w:t>9</w:t>
+      </w:r>
+      <w:r>
+        <w:rPr>
+          <w:bCs/>
+          <w:color w:val="000000"/>
+          <w:szCs w:val="28"/>
+        </w:rPr>
+        <w:t>.</w:t>
+      </w:r>
+    </w:p>
+    <w:p>
+      <w:pPr>
+        <w:pStyle w:val="Standard"/>
+        <w:spacing w:line="360" w:lineRule="auto"/>
+        <w:ind w:firstLine="709"/>
+        <w:jc w:val="center"/>
+        <w:rPr>
+          <w:bCs/>
+          <w:color w:val="000000"/>
+          <w:szCs w:val="28"/>
+        </w:rPr>
+      </w:pPr>
+      <w:r>
+        <w:rPr>
+          <w:bCs/>
+          <w:color w:val="000000"/>
+          <w:szCs w:val="28"/>
+        </w:rPr>
+        <w:drawing>
+          <wp:inline distT="0" distB="0" distL="0" distR="0" wp14:anchorId="5199CF38" wp14:editId="246B3C11">
+            <wp:extent cx="4228874" cy="2819400"/>
+            <wp:effectExtent l="0" t="0" r="635" b="0"/>
+            <wp:docPr id="947339816" name="Рисунок 1"/>
+            <wp:cNvGraphicFramePr>
+              <a:graphicFrameLocks xmlns:a="http://schemas.openxmlformats.org/drawingml/2006/main" noChangeAspect="1"/>
+            </wp:cNvGraphicFramePr>
+            <a:graphic xmlns:a="http://schemas.openxmlformats.org/drawingml/2006/main">
+              <a:graphicData uri="http://schemas.openxmlformats.org/drawingml/2006/picture">
+                <pic:pic xmlns:pic="http://schemas.openxmlformats.org/drawingml/2006/picture">
+                  <pic:nvPicPr>
+                    <pic:cNvPr id="947339816" name=""/>
+                    <pic:cNvPicPr/>
+                  </pic:nvPicPr>
+                  <pic:blipFill>
+                    <a:blip r:embed="rId15"/>
+                    <a:stretch>
+                      <a:fillRect/>
+                    </a:stretch>
+                  </pic:blipFill>
+                  <pic:spPr>
+                    <a:xfrm>
+                      <a:off x="0" y="0"/>
+                      <a:ext cx="4232680" cy="2821938"/>
+                    </a:xfrm>
+                    <a:prstGeom prst="rect">
+                      <a:avLst/>
+                    </a:prstGeom>
+                  </pic:spPr>
+                </pic:pic>
+              </a:graphicData>
+            </a:graphic>
+          </wp:inline>
+        </w:drawing>
+      </w:r>
+    </w:p>
+    <w:p>
+      <w:pPr>
+        <w:pStyle w:val="Standard"/>
+        <w:ind w:firstLine="709"/>
+        <w:jc w:val="center"/>
+        <w:rPr>
+          <w:bCs/>
+          <w:color w:val="000000"/>
+          <w:szCs w:val="28"/>
+        </w:rPr>
+      </w:pPr>
+      <w:r>
+        <w:rPr>
+          <w:bCs/>
+          <w:color w:val="000000"/>
+          <w:szCs w:val="28"/>
+        </w:rPr>
+        <w:t xml:space="preserve">Рисунок </w:t>
+      </w:r>
+      <w:r>
+        <w:rPr>
+          <w:bCs/>
+          <w:color w:val="000000"/>
+          <w:szCs w:val="28"/>
+          <w:lang w:val="en-US"/>
+        </w:rPr>
+        <w:t>9</w:t>
+      </w:r>
+      <w:r>
+        <w:rPr>
+          <w:bCs/>
+          <w:color w:val="000000"/>
+          <w:szCs w:val="28"/>
+        </w:rPr>
+        <w:t>. Зависимость точности корня от дельты.</w:t>
+      </w:r>
+    </w:p>
+    <w:p>
+      <w:pPr>
+        <w:pStyle w:val="a5"/>
+      </w:pPr>
+    </w:p>
+    <w:p>
+      <w:pPr>
+        <w:pStyle w:val="Standard"/>
+        <w:spacing w:line="360" w:lineRule="auto"/>
+        <w:ind w:firstLine="709"/>
+        <w:rPr>
+          <w:bCs/>
+          <w:color w:val="000000"/>
+          <w:szCs w:val="28"/>
+        </w:rPr>
+      </w:pPr>
+      <w:r>
+        <w:rPr>
+          <w:bCs/>
+          <w:color w:val="000000"/>
+          <w:szCs w:val="28"/>
+        </w:rPr>
+        <w:t xml:space="preserve">Такая зависимость объясняется тем, что при вычислении значений функции происходит их округление с заданной точностью </w:t>
+      </w:r>
+      <w:r>
+        <w:rPr>
+          <w:bCs/>
+          <w:color w:val="000000"/>
+          <w:szCs w:val="28"/>
+        </w:rPr>
+        <w:t>дельта</w:t>
+      </w:r>
+      <w:r>
+        <w:rPr>
+          <w:bCs/>
+          <w:color w:val="000000"/>
+          <w:szCs w:val="28"/>
+        </w:rPr>
+        <w:t>. Это округление вносит погрешность в исходные данные, которая затем влияет на весь итерационный процесс.</w:t>
+      </w:r>
+    </w:p>
+    <w:p>
+      <w:pPr>
+        <w:pStyle w:val="a5"/>
+      </w:pPr>
+    </w:p>
+    <w:p>
+      <w:pPr>
+        <w:pStyle w:val="Standard"/>
+        <w:spacing w:line="360" w:lineRule="auto"/>
+        <w:ind w:firstLine="709"/>
+        <w:rPr>
+          <w:bCs/>
+          <w:color w:val="000000"/>
+          <w:szCs w:val="28"/>
+        </w:rPr>
+      </w:pPr>
+    </w:p>
     <w:sectPr>
       <w:pgSz w:w="11906" w:h="16838"/>
       <w:pgMar w:top="1134" w:right="850" w:bottom="1134" w:left="1701" w:header="708" w:footer="708" w:gutter="0"/>
@@ -1671,7 +2901,7 @@
 </file>
 
 <file path=word/numbering.xml><?xml version="1.0" encoding="utf-8"?>
-<w:numbering xmlns:wpc="http://schemas.microsoft.com/office/word/2010/wordprocessingCanvas" xmlns:cx="http://schemas.microsoft.com/office/drawing/2014/chartex" xmlns:cx1="http://schemas.microsoft.com/office/drawing/2015/9/8/chartex" xmlns:cx2="http://schemas.microsoft.com/office/drawing/2015/10/21/chartex" xmlns:cx3="http://schemas.microsoft.com/office/drawing/2016/5/9/chartex" xmlns:cx4="http://schemas.microsoft.com/office/drawing/2016/5/10/chartex" xmlns:cx5="http://schemas.microsoft.com/office/drawing/2016/5/11/chartex" xmlns:cx6="http://schemas.microsoft.com/office/drawing/2016/5/12/chartex" xmlns:cx7="http://schemas.microsoft.com/office/drawing/2016/5/13/chartex" xmlns:cx8="http://schemas.microsoft.com/office/drawing/2016/5/14/chartex" xmlns:mc="http://schemas.openxmlformats.org/markup-compatibility/2006" xmlns:aink="http://schemas.microsoft.com/office/drawing/2016/ink" xmlns:am3d="http://schemas.microsoft.com/office/drawing/2017/model3d" xmlns:o="urn:schemas-microsoft-com:office:office" xmlns:oel="http://schemas.microsoft.com/office/2019/extlst" xmlns:r="http://schemas.openxmlformats.org/officeDocument/2006/relationships" xmlns:m="http://schemas.openxmlformats.org/officeDocument/2006/math" xmlns:v="urn:schemas-microsoft-com:vml" xmlns:wp14="http://schemas.microsoft.com/office/word/2010/wordprocessingDrawing" xmlns:wp="http://schemas.openxmlformats.org/drawingml/2006/wordprocessingDrawing" xmlns:w10="urn:schemas-microsoft-com:office:word" xmlns:w="http://schemas.openxmlformats.org/wordprocessingml/2006/main" xmlns:w14="http://schemas.microsoft.com/office/word/2010/wordml" xmlns:w15="http://schemas.microsoft.com/office/word/2012/wordml" xmlns:w16cex="http://schemas.microsoft.com/office/word/2018/wordml/cex" xmlns:w16cid="http://schemas.microsoft.com/office/word/2016/wordml/cid" xmlns:w16="http://schemas.microsoft.com/office/word/2018/wordml" xmlns:w16sdtdh="http://schemas.microsoft.com/office/word/2020/wordml/sdtdatahash" xmlns:w16se="http://schemas.microsoft.com/office/word/2015/wordml/symex" xmlns:wpg="http://schemas.microsoft.com/office/word/2010/wordprocessingGroup" xmlns:wpi="http://schemas.microsoft.com/office/word/2010/wordprocessingInk" xmlns:wne="http://schemas.microsoft.com/office/word/2006/wordml" xmlns:wps="http://schemas.microsoft.com/office/word/2010/wordprocessingShape" mc:Ignorable="w14 w15 w16se w16cid w16 w16cex w16sdtdh wp14">
+<w:numbering xmlns:wpc="http://schemas.microsoft.com/office/word/2010/wordprocessingCanvas" xmlns:cx="http://schemas.microsoft.com/office/drawing/2014/chartex" xmlns:cx1="http://schemas.microsoft.com/office/drawing/2015/9/8/chartex" xmlns:cx2="http://schemas.microsoft.com/office/drawing/2015/10/21/chartex" xmlns:cx3="http://schemas.microsoft.com/office/drawing/2016/5/9/chartex" xmlns:cx4="http://schemas.microsoft.com/office/drawing/2016/5/10/chartex" xmlns:cx5="http://schemas.microsoft.com/office/drawing/2016/5/11/chartex" xmlns:cx6="http://schemas.microsoft.com/office/drawing/2016/5/12/chartex" xmlns:cx7="http://schemas.microsoft.com/office/drawing/2016/5/13/chartex" xmlns:cx8="http://schemas.microsoft.com/office/drawing/2016/5/14/chartex" xmlns:mc="http://schemas.openxmlformats.org/markup-compatibility/2006" xmlns:aink="http://schemas.microsoft.com/office/drawing/2016/ink" xmlns:am3d="http://schemas.microsoft.com/office/drawing/2017/model3d" xmlns:o="urn:schemas-microsoft-com:office:office" xmlns:oel="http://schemas.microsoft.com/office/2019/extlst" xmlns:r="http://schemas.openxmlformats.org/officeDocument/2006/relationships" xmlns:m="http://schemas.openxmlformats.org/officeDocument/2006/math" xmlns:v="urn:schemas-microsoft-com:vml" xmlns:wp14="http://schemas.microsoft.com/office/word/2010/wordprocessingDrawing" xmlns:wp="http://schemas.openxmlformats.org/drawingml/2006/wordprocessingDrawing" xmlns:w10="urn:schemas-microsoft-com:office:word" xmlns:w="http://schemas.openxmlformats.org/wordprocessingml/2006/main" xmlns:w14="http://schemas.microsoft.com/office/word/2010/wordml" xmlns:w15="http://schemas.microsoft.com/office/word/2012/wordml" xmlns:w16cex="http://schemas.microsoft.com/office/word/2018/wordml/cex" xmlns:w16cid="http://schemas.microsoft.com/office/word/2016/wordml/cid" xmlns:w16="http://schemas.microsoft.com/office/word/2018/wordml" xmlns:w16du="http://schemas.microsoft.com/office/word/2023/wordml/word16du" xmlns:w16sdtdh="http://schemas.microsoft.com/office/word/2020/wordml/sdtdatahash" xmlns:w16sdtfl="http://schemas.microsoft.com/office/word/2024/wordml/sdtformatlock" xmlns:w16se="http://schemas.microsoft.com/office/word/2015/wordml/symex" xmlns:wpg="http://schemas.microsoft.com/office/word/2010/wordprocessingGroup" xmlns:wpi="http://schemas.microsoft.com/office/word/2010/wordprocessingInk" xmlns:wne="http://schemas.microsoft.com/office/word/2006/wordml" xmlns:wps="http://schemas.microsoft.com/office/word/2010/wordprocessingShape" mc:Ignorable="w14 w15 w16se w16cid w16 w16cex w16sdtdh w16sdtfl w16du wp14">
   <w:abstractNum w:abstractNumId="0" w15:restartNumberingAfterBreak="0">
     <w:nsid w:val="078819E8"/>
     <w:multiLevelType w:val="hybridMultilevel"/>
@@ -1768,7 +2998,7 @@
 </file>
 
 <file path=word/styles.xml><?xml version="1.0" encoding="utf-8"?>
-<w:styles xmlns:mc="http://schemas.openxmlformats.org/markup-compatibility/2006" xmlns:r="http://schemas.openxmlformats.org/officeDocument/2006/relationships" xmlns:w="http://schemas.openxmlformats.org/wordprocessingml/2006/main" xmlns:w14="http://schemas.microsoft.com/office/word/2010/wordml" xmlns:w15="http://schemas.microsoft.com/office/word/2012/wordml" xmlns:w16cex="http://schemas.microsoft.com/office/word/2018/wordml/cex" xmlns:w16cid="http://schemas.microsoft.com/office/word/2016/wordml/cid" xmlns:w16="http://schemas.microsoft.com/office/word/2018/wordml" xmlns:w16sdtdh="http://schemas.microsoft.com/office/word/2020/wordml/sdtdatahash" xmlns:w16se="http://schemas.microsoft.com/office/word/2015/wordml/symex" mc:Ignorable="w14 w15 w16se w16cid w16 w16cex w16sdtdh">
+<w:styles xmlns:mc="http://schemas.openxmlformats.org/markup-compatibility/2006" xmlns:r="http://schemas.openxmlformats.org/officeDocument/2006/relationships" xmlns:w="http://schemas.openxmlformats.org/wordprocessingml/2006/main" xmlns:w14="http://schemas.microsoft.com/office/word/2010/wordml" xmlns:w15="http://schemas.microsoft.com/office/word/2012/wordml" xmlns:w16cex="http://schemas.microsoft.com/office/word/2018/wordml/cex" xmlns:w16cid="http://schemas.microsoft.com/office/word/2016/wordml/cid" xmlns:w16="http://schemas.microsoft.com/office/word/2018/wordml" xmlns:w16du="http://schemas.microsoft.com/office/word/2023/wordml/word16du" xmlns:w16sdtdh="http://schemas.microsoft.com/office/word/2020/wordml/sdtdatahash" xmlns:w16sdtfl="http://schemas.microsoft.com/office/word/2024/wordml/sdtformatlock" xmlns:w16se="http://schemas.microsoft.com/office/word/2015/wordml/symex" mc:Ignorable="w14 w15 w16se w16cid w16 w16cex w16sdtdh w16sdtfl w16du">
   <w:docDefaults>
     <w:rPrDefault>
       <w:rPr>
@@ -2167,7 +3397,7 @@
   <w:style w:type="paragraph" w:default="1" w:styleId="a">
     <w:name w:val="Normal"/>
     <w:qFormat/>
-    <w:rsid w:val="00EA73EA"/>
+    <w:rsid w:val="00E159B9"/>
     <w:pPr>
       <w:suppressAutoHyphens/>
       <w:spacing w:after="0" w:line="240" w:lineRule="auto"/>
@@ -2320,6 +3550,16 @@
       <w:szCs w:val="24"/>
       <w:lang w:eastAsia="ru-RU"/>
       <w14:ligatures w14:val="none"/>
+    </w:rPr>
+  </w:style>
+  <w:style w:type="character" w:styleId="a7">
+    <w:name w:val="Placeholder Text"/>
+    <w:basedOn w:val="a0"/>
+    <w:uiPriority w:val="99"/>
+    <w:semiHidden/>
+    <w:rsid w:val="00E159B9"/>
+    <w:rPr>
+      <w:color w:val="666666"/>
     </w:rPr>
   </w:style>
 </w:styles>

--- a/Markashov_German_lb1/Markashov_German_lb1.docx
+++ b/Markashov_German_lb1/Markashov_German_lb1.docx
@@ -2404,27 +2404,31 @@
           <w:szCs w:val="28"/>
           <w:lang w:eastAsia="zh-CN"/>
         </w:rPr>
-        <w:t xml:space="preserve">Метод </w:t>
-      </w:r>
-      <w:r>
+        <w:t>Метод Ньютона.</w:t>
+      </w:r>
+    </w:p>
+    <w:p>
+      <w:pPr>
+        <w:pStyle w:val="a5"/>
+      </w:pPr>
+      <w:r>
+        <w:t>В ходе выполнения работы требуется отделить корень заданного уравнения, реализовать алгоритм метода ньютона, провести вычислительный эксперимент для различных значений точности ε, исследовать зависимость числа итераций от требуемой точности, а также проанализировать устойчивость (обусловленность) метода при наличии погрешностей в исходных данных.</w:t>
+      </w:r>
+    </w:p>
+    <w:p>
+      <w:pPr>
+        <w:pStyle w:val="a5"/>
         <w:rPr>
           <w:b/>
-          <w:color w:val="000000"/>
-          <w:sz w:val="28"/>
-          <w:szCs w:val="28"/>
-          <w:lang w:eastAsia="zh-CN"/>
-        </w:rPr>
-        <w:t>Ньютона</w:t>
-      </w:r>
+          <w:bCs/>
+        </w:rPr>
+      </w:pPr>
       <w:r>
         <w:rPr>
           <w:b/>
-          <w:color w:val="000000"/>
-          <w:sz w:val="28"/>
-          <w:szCs w:val="28"/>
-          <w:lang w:eastAsia="zh-CN"/>
-        </w:rPr>
-        <w:t>.</w:t>
+          <w:bCs/>
+        </w:rPr>
+        <w:t>Выполнение работы с использованием метода хорд.</w:t>
       </w:r>
     </w:p>
     <w:p>
@@ -2432,43 +2436,7 @@
         <w:pStyle w:val="a5"/>
       </w:pPr>
       <w:r>
-        <w:t xml:space="preserve">В ходе выполнения работы требуется отделить корень заданного уравнения, реализовать алгоритм метода </w:t>
-      </w:r>
-      <w:r>
-        <w:t>ньютона</w:t>
-      </w:r>
-      <w:r>
-        <w:t>, провести вычислительный эксперимент для различных значений точности ε, исследовать зависимость числа итераций от требуемой точности, а также проанализировать устойчивость (обусловленность) метода при наличии погрешностей в исходных данных.</w:t>
-      </w:r>
-    </w:p>
-    <w:p>
-      <w:pPr>
-        <w:pStyle w:val="a5"/>
-        <w:rPr>
-          <w:b/>
-          <w:bCs/>
-        </w:rPr>
-      </w:pPr>
-      <w:r>
-        <w:rPr>
-          <w:b/>
-          <w:bCs/>
-        </w:rPr>
-        <w:t>Выполнение работы с использованием метода хорд.</w:t>
-      </w:r>
-    </w:p>
-    <w:p>
-      <w:pPr>
-        <w:pStyle w:val="a5"/>
-      </w:pPr>
-      <w:r>
-        <w:t xml:space="preserve">Составление головное программы см. на рисунке </w:t>
-      </w:r>
-      <w:r>
-        <w:t>7</w:t>
-      </w:r>
-      <w:r>
-        <w:t>.</w:t>
+        <w:t>Составление головное программы см. на рисунке 7.</w:t>
       </w:r>
     </w:p>
     <w:p>
@@ -2561,15 +2529,7 @@
           <w:color w:val="000000"/>
           <w:szCs w:val="28"/>
         </w:rPr>
-        <w:t xml:space="preserve"> см. на рисунке </w:t>
-      </w:r>
-      <w:r>
-        <w:rPr>
-          <w:bCs/>
-          <w:color w:val="000000"/>
-          <w:szCs w:val="28"/>
-        </w:rPr>
-        <w:t>8</w:t>
+        <w:t xml:space="preserve"> см. на рисунке 8</w:t>
       </w:r>
       <w:r>
         <w:rPr>
@@ -2605,6 +2565,7 @@
       <w:r>
         <w:rPr>
           <w:bCs/>
+          <w:noProof/>
           <w:color w:val="000000"/>
           <w:szCs w:val="28"/>
         </w:rPr>
@@ -2677,9 +2638,6 @@
     <w:p>
       <w:pPr>
         <w:pStyle w:val="a5"/>
-        <w:rPr>
-          <w:lang w:val="en-US"/>
-        </w:rPr>
       </w:pPr>
       <w:r>
         <w:t>Такая зависимость объясняется </w:t>
@@ -2755,6 +2713,7 @@
       <w:r>
         <w:rPr>
           <w:bCs/>
+          <w:noProof/>
           <w:color w:val="000000"/>
           <w:szCs w:val="28"/>
         </w:rPr>
@@ -2819,23 +2778,1723 @@
           <w:bCs/>
           <w:color w:val="000000"/>
           <w:szCs w:val="28"/>
+        </w:rPr>
+        <w:t>9</w:t>
+      </w:r>
+      <w:r>
+        <w:rPr>
+          <w:bCs/>
+          <w:color w:val="000000"/>
+          <w:szCs w:val="28"/>
+        </w:rPr>
+        <w:t>. Зависимость точности корня от дельты.</w:t>
+      </w:r>
+    </w:p>
+    <w:p>
+      <w:pPr>
+        <w:pStyle w:val="a5"/>
+      </w:pPr>
+    </w:p>
+    <w:p>
+      <w:pPr>
+        <w:pStyle w:val="Standard"/>
+        <w:spacing w:line="360" w:lineRule="auto"/>
+        <w:ind w:firstLine="709"/>
+        <w:rPr>
+          <w:bCs/>
+          <w:color w:val="000000"/>
+          <w:szCs w:val="28"/>
+        </w:rPr>
+      </w:pPr>
+      <w:r>
+        <w:rPr>
+          <w:bCs/>
+          <w:color w:val="000000"/>
+          <w:szCs w:val="28"/>
+        </w:rPr>
+        <w:t xml:space="preserve">Такая зависимость объясняется тем, что при вычислении значений функции происходит их округление с заданной точностью </w:t>
+      </w:r>
+      <w:r>
+        <w:rPr>
+          <w:bCs/>
+          <w:color w:val="000000"/>
+          <w:szCs w:val="28"/>
+        </w:rPr>
+        <w:t>дельта</w:t>
+      </w:r>
+      <w:r>
+        <w:rPr>
+          <w:bCs/>
+          <w:color w:val="000000"/>
+          <w:szCs w:val="28"/>
+        </w:rPr>
+        <w:t>. Это округление вносит погрешность в исходные данные, которая затем влияет на весь итерационный процесс.</w:t>
+      </w:r>
+    </w:p>
+    <w:p>
+      <w:pPr>
+        <w:pStyle w:val="a5"/>
+      </w:pPr>
+    </w:p>
+    <w:p>
+      <w:pPr>
+        <w:suppressAutoHyphens w:val="0"/>
+        <w:spacing w:after="160" w:line="259" w:lineRule="auto"/>
+        <w:rPr>
+          <w:bCs/>
+          <w:color w:val="000000"/>
+          <w:sz w:val="28"/>
+          <w:szCs w:val="28"/>
+          <w:lang w:eastAsia="zh-CN"/>
+        </w:rPr>
+      </w:pPr>
+      <w:r>
+        <w:rPr>
+          <w:bCs/>
+          <w:color w:val="000000"/>
+          <w:szCs w:val="28"/>
+        </w:rPr>
+        <w:br w:type="page"/>
+      </w:r>
+    </w:p>
+    <w:p>
+      <w:pPr>
+        <w:suppressAutoHyphens w:val="0"/>
+        <w:spacing w:after="160" w:line="259" w:lineRule="auto"/>
+        <w:ind w:firstLine="708"/>
+        <w:rPr>
+          <w:b/>
+          <w:color w:val="000000"/>
+          <w:sz w:val="28"/>
+          <w:szCs w:val="28"/>
+          <w:lang w:eastAsia="zh-CN"/>
+        </w:rPr>
+      </w:pPr>
+      <w:r>
+        <w:rPr>
+          <w:b/>
+          <w:color w:val="000000"/>
+          <w:sz w:val="28"/>
+          <w:szCs w:val="28"/>
+          <w:lang w:eastAsia="zh-CN"/>
+        </w:rPr>
+        <w:lastRenderedPageBreak/>
+        <w:t>Метод</w:t>
+      </w:r>
+      <w:r>
+        <w:rPr>
+          <w:b/>
+          <w:color w:val="000000"/>
+          <w:sz w:val="28"/>
+          <w:szCs w:val="28"/>
+          <w:lang w:eastAsia="zh-CN"/>
+        </w:rPr>
+        <w:t xml:space="preserve"> простых итераций</w:t>
+      </w:r>
+      <w:r>
+        <w:rPr>
+          <w:b/>
+          <w:color w:val="000000"/>
+          <w:sz w:val="28"/>
+          <w:szCs w:val="28"/>
+          <w:lang w:eastAsia="zh-CN"/>
+        </w:rPr>
+        <w:t>.</w:t>
+      </w:r>
+    </w:p>
+    <w:p>
+      <w:pPr>
+        <w:pStyle w:val="a5"/>
+      </w:pPr>
+      <w:r>
+        <w:t>В ходе выполнения работы требуется отделить корень заданного уравнения, реализовать алгоритм метода ньютона, провести вычислительный эксперимент для различных значений точности ε, исследовать зависимость числа итераций от требуемой точности, а также проанализировать устойчивость (обусловленность) метода при наличии погрешностей в исходных данных.</w:t>
+      </w:r>
+    </w:p>
+    <w:p>
+      <w:pPr>
+        <w:pStyle w:val="a5"/>
+        <w:rPr>
+          <w:b/>
+          <w:bCs/>
+        </w:rPr>
+      </w:pPr>
+      <w:r>
+        <w:rPr>
+          <w:b/>
+          <w:bCs/>
+        </w:rPr>
+        <w:t>Выполнение работы с использованием метода хорд.</w:t>
+      </w:r>
+    </w:p>
+    <w:p>
+      <w:pPr>
+        <w:pStyle w:val="Standard"/>
+        <w:spacing w:line="360" w:lineRule="auto"/>
+        <w:ind w:firstLine="709"/>
+        <w:rPr>
+          <w:bCs/>
+          <w:color w:val="000000"/>
+          <w:szCs w:val="28"/>
           <w:lang w:val="en-US"/>
         </w:rPr>
-        <w:t>9</w:t>
-      </w:r>
-      <w:r>
-        <w:rPr>
-          <w:bCs/>
-          <w:color w:val="000000"/>
-          <w:szCs w:val="28"/>
-        </w:rPr>
-        <w:t>. Зависимость точности корня от дельты.</w:t>
+      </w:pPr>
+      <w:r>
+        <w:rPr>
+          <w:bCs/>
+          <w:color w:val="000000"/>
+          <w:szCs w:val="28"/>
+        </w:rPr>
+        <w:t xml:space="preserve">Для выполнения вычисления с использованием этого метода необходимо преобразовать функцию к виду </w:t>
+      </w:r>
+      <m:oMath>
+        <m:r>
+          <w:rPr>
+            <w:rFonts w:ascii="Cambria Math" w:hAnsi="Cambria Math"/>
+            <w:color w:val="000000"/>
+            <w:szCs w:val="28"/>
+          </w:rPr>
+          <m:t>x</m:t>
+        </m:r>
+        <m:r>
+          <w:rPr>
+            <w:rFonts w:ascii="Cambria Math" w:hAnsi="Cambria Math"/>
+            <w:color w:val="000000"/>
+            <w:szCs w:val="28"/>
+          </w:rPr>
+          <m:t xml:space="preserve">= </m:t>
+        </m:r>
+        <m:r>
+          <w:rPr>
+            <w:rFonts w:ascii="Cambria Math" w:hAnsi="Cambria Math"/>
+            <w:color w:val="000000"/>
+            <w:szCs w:val="28"/>
+          </w:rPr>
+          <m:t>ϕ(x)</m:t>
+        </m:r>
+      </m:oMath>
+      <w:r>
+        <w:rPr>
+          <w:bCs/>
+          <w:color w:val="000000"/>
+          <w:szCs w:val="28"/>
+        </w:rPr>
+        <w:t xml:space="preserve">. </w:t>
+      </w:r>
+      <w:r>
+        <w:rPr>
+          <w:bCs/>
+          <w:color w:val="000000"/>
+          <w:szCs w:val="28"/>
+        </w:rPr>
+        <w:t xml:space="preserve">Для сходимости нужно чтобы </w:t>
+      </w:r>
+      <m:oMath>
+        <m:d>
+          <m:dPr>
+            <m:begChr m:val="|"/>
+            <m:endChr m:val="|"/>
+            <m:ctrlPr>
+              <w:rPr>
+                <w:rFonts w:ascii="Cambria Math" w:hAnsi="Cambria Math"/>
+                <w:bCs/>
+                <w:i/>
+                <w:color w:val="000000"/>
+                <w:szCs w:val="28"/>
+              </w:rPr>
+            </m:ctrlPr>
+          </m:dPr>
+          <m:e>
+            <m:sSup>
+              <m:sSupPr>
+                <m:ctrlPr>
+                  <w:rPr>
+                    <w:rFonts w:ascii="Cambria Math" w:hAnsi="Cambria Math"/>
+                    <w:bCs/>
+                    <w:i/>
+                    <w:color w:val="000000"/>
+                    <w:szCs w:val="28"/>
+                  </w:rPr>
+                </m:ctrlPr>
+              </m:sSupPr>
+              <m:e>
+                <m:r>
+                  <w:rPr>
+                    <w:rFonts w:ascii="Cambria Math" w:hAnsi="Cambria Math"/>
+                    <w:color w:val="000000"/>
+                    <w:szCs w:val="28"/>
+                  </w:rPr>
+                  <m:t>ϕ</m:t>
+                </m:r>
+              </m:e>
+              <m:sup>
+                <m:r>
+                  <w:rPr>
+                    <w:rFonts w:ascii="Cambria Math" w:hAnsi="Cambria Math"/>
+                    <w:color w:val="000000"/>
+                    <w:szCs w:val="28"/>
+                  </w:rPr>
+                  <m:t>'</m:t>
+                </m:r>
+              </m:sup>
+            </m:sSup>
+            <m:d>
+              <m:dPr>
+                <m:ctrlPr>
+                  <w:rPr>
+                    <w:rFonts w:ascii="Cambria Math" w:hAnsi="Cambria Math"/>
+                    <w:bCs/>
+                    <w:i/>
+                    <w:color w:val="000000"/>
+                    <w:szCs w:val="28"/>
+                    <w:lang w:val="en-US"/>
+                  </w:rPr>
+                </m:ctrlPr>
+              </m:dPr>
+              <m:e>
+                <m:r>
+                  <w:rPr>
+                    <w:rFonts w:ascii="Cambria Math" w:hAnsi="Cambria Math"/>
+                    <w:color w:val="000000"/>
+                    <w:szCs w:val="28"/>
+                    <w:lang w:val="en-US"/>
+                  </w:rPr>
+                  <m:t>x</m:t>
+                </m:r>
+              </m:e>
+            </m:d>
+            <m:ctrlPr>
+              <w:rPr>
+                <w:rFonts w:ascii="Cambria Math" w:hAnsi="Cambria Math"/>
+                <w:bCs/>
+                <w:i/>
+                <w:color w:val="000000"/>
+                <w:szCs w:val="28"/>
+                <w:lang w:val="en-US"/>
+              </w:rPr>
+            </m:ctrlPr>
+          </m:e>
+        </m:d>
+        <m:r>
+          <w:rPr>
+            <w:rFonts w:ascii="Cambria Math" w:hAnsi="Cambria Math"/>
+            <w:color w:val="000000"/>
+            <w:szCs w:val="28"/>
+            <w:lang w:val="en-US"/>
+          </w:rPr>
+          <m:t>≤q≤1</m:t>
+        </m:r>
+      </m:oMath>
+      <w:r>
+        <w:rPr>
+          <w:bCs/>
+          <w:color w:val="000000"/>
+          <w:szCs w:val="28"/>
+          <w:lang w:val="en-US"/>
+        </w:rPr>
+        <w:t>.</w:t>
+      </w:r>
+    </w:p>
+    <w:p>
+      <w:pPr>
+        <w:pStyle w:val="Standard"/>
+        <w:spacing w:line="360" w:lineRule="auto"/>
+        <w:ind w:firstLine="709"/>
+        <w:rPr>
+          <w:bCs/>
+          <w:color w:val="000000"/>
+          <w:szCs w:val="28"/>
+        </w:rPr>
+      </w:pPr>
+      <w:r>
+        <w:rPr>
+          <w:bCs/>
+          <w:color w:val="000000"/>
+          <w:szCs w:val="28"/>
+        </w:rPr>
+        <w:t xml:space="preserve">Найдем функцию </w:t>
+      </w:r>
+      <m:oMath>
+        <m:r>
+          <w:rPr>
+            <w:rFonts w:ascii="Cambria Math" w:hAnsi="Cambria Math"/>
+            <w:color w:val="000000"/>
+            <w:szCs w:val="28"/>
+          </w:rPr>
+          <m:t>ϕ</m:t>
+        </m:r>
+        <m:d>
+          <m:dPr>
+            <m:ctrlPr>
+              <w:rPr>
+                <w:rFonts w:ascii="Cambria Math" w:hAnsi="Cambria Math"/>
+                <w:bCs/>
+                <w:i/>
+                <w:color w:val="000000"/>
+                <w:szCs w:val="28"/>
+                <w:lang w:val="en-US"/>
+              </w:rPr>
+            </m:ctrlPr>
+          </m:dPr>
+          <m:e>
+            <m:r>
+              <w:rPr>
+                <w:rFonts w:ascii="Cambria Math" w:hAnsi="Cambria Math"/>
+                <w:color w:val="000000"/>
+                <w:szCs w:val="28"/>
+                <w:lang w:val="en-US"/>
+              </w:rPr>
+              <m:t>x</m:t>
+            </m:r>
+          </m:e>
+        </m:d>
+        <m:r>
+          <w:rPr>
+            <w:rFonts w:ascii="Cambria Math" w:hAnsi="Cambria Math"/>
+            <w:color w:val="000000"/>
+            <w:szCs w:val="28"/>
+          </w:rPr>
+          <m:t>=</m:t>
+        </m:r>
+        <m:r>
+          <w:rPr>
+            <w:rFonts w:ascii="Cambria Math" w:hAnsi="Cambria Math"/>
+            <w:color w:val="000000"/>
+            <w:szCs w:val="28"/>
+            <w:lang w:val="en-US"/>
+          </w:rPr>
+          <m:t>x</m:t>
+        </m:r>
+        <m:r>
+          <w:rPr>
+            <w:rFonts w:ascii="Cambria Math" w:hAnsi="Cambria Math"/>
+            <w:color w:val="000000"/>
+            <w:szCs w:val="28"/>
+          </w:rPr>
+          <m:t>-</m:t>
+        </m:r>
+        <m:r>
+          <w:rPr>
+            <w:rFonts w:ascii="Cambria Math" w:hAnsi="Cambria Math"/>
+            <w:color w:val="000000"/>
+            <w:szCs w:val="28"/>
+            <w:lang w:val="en-US"/>
+          </w:rPr>
+          <m:t>Lf</m:t>
+        </m:r>
+        <m:r>
+          <w:rPr>
+            <w:rFonts w:ascii="Cambria Math" w:hAnsi="Cambria Math"/>
+            <w:color w:val="000000"/>
+            <w:szCs w:val="28"/>
+          </w:rPr>
+          <m:t>(</m:t>
+        </m:r>
+        <m:r>
+          <w:rPr>
+            <w:rFonts w:ascii="Cambria Math" w:hAnsi="Cambria Math"/>
+            <w:color w:val="000000"/>
+            <w:szCs w:val="28"/>
+            <w:lang w:val="en-US"/>
+          </w:rPr>
+          <m:t>x</m:t>
+        </m:r>
+        <m:r>
+          <w:rPr>
+            <w:rFonts w:ascii="Cambria Math" w:hAnsi="Cambria Math"/>
+            <w:color w:val="000000"/>
+            <w:szCs w:val="28"/>
+          </w:rPr>
+          <m:t>)</m:t>
+        </m:r>
+      </m:oMath>
+      <w:r>
+        <w:rPr>
+          <w:bCs/>
+          <w:color w:val="000000"/>
+          <w:szCs w:val="28"/>
+        </w:rPr>
+        <w:t xml:space="preserve">, при условии, что </w:t>
+      </w:r>
+      <w:r>
+        <w:rPr>
+          <w:bCs/>
+          <w:color w:val="000000"/>
+          <w:szCs w:val="28"/>
+          <w:lang w:val="en-US"/>
+        </w:rPr>
+        <w:t>L</w:t>
+      </w:r>
+      <w:r>
+        <w:rPr>
+          <w:bCs/>
+          <w:color w:val="000000"/>
+          <w:szCs w:val="28"/>
+        </w:rPr>
+        <w:t>нужно подобрать так</w:t>
+      </w:r>
+      <w:r>
+        <w:rPr>
+          <w:bCs/>
+          <w:color w:val="000000"/>
+          <w:szCs w:val="28"/>
+        </w:rPr>
+        <w:t xml:space="preserve"> </w:t>
+      </w:r>
+      <w:r>
+        <w:rPr>
+          <w:bCs/>
+          <w:color w:val="000000"/>
+          <w:szCs w:val="28"/>
+        </w:rPr>
+        <w:t xml:space="preserve">чтобы </w:t>
+      </w:r>
+      <m:oMath>
+        <m:sSup>
+          <m:sSupPr>
+            <m:ctrlPr>
+              <w:rPr>
+                <w:rFonts w:ascii="Cambria Math" w:hAnsi="Cambria Math"/>
+                <w:bCs/>
+                <w:i/>
+                <w:color w:val="000000"/>
+                <w:szCs w:val="28"/>
+              </w:rPr>
+            </m:ctrlPr>
+          </m:sSupPr>
+          <m:e>
+            <m:r>
+              <w:rPr>
+                <w:rFonts w:ascii="Cambria Math" w:hAnsi="Cambria Math"/>
+                <w:color w:val="000000"/>
+                <w:szCs w:val="28"/>
+              </w:rPr>
+              <m:t>ϕ</m:t>
+            </m:r>
+          </m:e>
+          <m:sup>
+            <m:r>
+              <w:rPr>
+                <w:rFonts w:ascii="Cambria Math" w:hAnsi="Cambria Math"/>
+                <w:color w:val="000000"/>
+                <w:szCs w:val="28"/>
+              </w:rPr>
+              <m:t>'</m:t>
+            </m:r>
+          </m:sup>
+        </m:sSup>
+        <m:d>
+          <m:dPr>
+            <m:ctrlPr>
+              <w:rPr>
+                <w:rFonts w:ascii="Cambria Math" w:hAnsi="Cambria Math"/>
+                <w:bCs/>
+                <w:i/>
+                <w:color w:val="000000"/>
+                <w:szCs w:val="28"/>
+              </w:rPr>
+            </m:ctrlPr>
+          </m:dPr>
+          <m:e>
+            <m:r>
+              <w:rPr>
+                <w:rFonts w:ascii="Cambria Math" w:hAnsi="Cambria Math"/>
+                <w:color w:val="000000"/>
+                <w:szCs w:val="28"/>
+              </w:rPr>
+              <m:t>x</m:t>
+            </m:r>
+          </m:e>
+        </m:d>
+      </m:oMath>
+      <w:r>
+        <w:rPr>
+          <w:bCs/>
+          <w:color w:val="000000"/>
+          <w:szCs w:val="28"/>
+        </w:rPr>
+        <w:t xml:space="preserve"> была мала. Для этого используем формулу</w:t>
+      </w:r>
+      <w:r>
+        <w:rPr>
+          <w:bCs/>
+          <w:color w:val="000000"/>
+          <w:szCs w:val="28"/>
+        </w:rPr>
+        <w:t xml:space="preserve">: </w:t>
+      </w:r>
+      <m:oMath>
+        <m:r>
+          <w:rPr>
+            <w:rFonts w:ascii="Cambria Math" w:hAnsi="Cambria Math"/>
+            <w:color w:val="000000"/>
+            <w:szCs w:val="28"/>
+            <w:lang w:val="en-US"/>
+          </w:rPr>
+          <m:t>L</m:t>
+        </m:r>
+        <m:r>
+          <w:rPr>
+            <w:rFonts w:ascii="Cambria Math" w:hAnsi="Cambria Math"/>
+            <w:color w:val="000000"/>
+            <w:szCs w:val="28"/>
+          </w:rPr>
+          <m:t>=</m:t>
+        </m:r>
+        <m:f>
+          <m:fPr>
+            <m:ctrlPr>
+              <w:rPr>
+                <w:rFonts w:ascii="Cambria Math" w:hAnsi="Cambria Math"/>
+                <w:bCs/>
+                <w:i/>
+                <w:color w:val="000000"/>
+                <w:szCs w:val="28"/>
+                <w:lang w:val="en-US"/>
+              </w:rPr>
+            </m:ctrlPr>
+          </m:fPr>
+          <m:num>
+            <m:r>
+              <w:rPr>
+                <w:rFonts w:ascii="Cambria Math" w:hAnsi="Cambria Math"/>
+                <w:color w:val="000000"/>
+                <w:szCs w:val="28"/>
+              </w:rPr>
+              <m:t>2</m:t>
+            </m:r>
+          </m:num>
+          <m:den>
+            <m:r>
+              <w:rPr>
+                <w:rFonts w:ascii="Cambria Math" w:hAnsi="Cambria Math"/>
+                <w:color w:val="000000"/>
+                <w:szCs w:val="28"/>
+                <w:lang w:val="en-US"/>
+              </w:rPr>
+              <m:t>m</m:t>
+            </m:r>
+            <m:r>
+              <w:rPr>
+                <w:rFonts w:ascii="Cambria Math" w:hAnsi="Cambria Math"/>
+                <w:color w:val="000000"/>
+                <w:szCs w:val="28"/>
+              </w:rPr>
+              <m:t>+</m:t>
+            </m:r>
+            <m:r>
+              <w:rPr>
+                <w:rFonts w:ascii="Cambria Math" w:hAnsi="Cambria Math"/>
+                <w:color w:val="000000"/>
+                <w:szCs w:val="28"/>
+                <w:lang w:val="en-US"/>
+              </w:rPr>
+              <m:t>M</m:t>
+            </m:r>
+          </m:den>
+        </m:f>
+      </m:oMath>
+      <w:r>
+        <w:rPr>
+          <w:bCs/>
+          <w:color w:val="000000"/>
+          <w:szCs w:val="28"/>
+        </w:rPr>
+        <w:t>.</w:t>
+      </w:r>
+    </w:p>
+    <w:p>
+      <w:pPr>
+        <w:pStyle w:val="Standard"/>
+        <w:spacing w:line="360" w:lineRule="auto"/>
+        <w:ind w:firstLine="709"/>
+        <w:rPr>
+          <w:bCs/>
+          <w:iCs/>
+          <w:color w:val="000000"/>
+          <w:szCs w:val="28"/>
+          <w:lang w:val="en-US"/>
+        </w:rPr>
+      </w:pPr>
+      <m:oMath>
+        <m:r>
+          <w:rPr>
+            <w:rFonts w:ascii="Cambria Math" w:hAnsi="Cambria Math"/>
+            <w:color w:val="000000"/>
+            <w:szCs w:val="28"/>
+            <w:lang w:val="en-US"/>
+          </w:rPr>
+          <m:t>m</m:t>
+        </m:r>
+        <m:r>
+          <w:rPr>
+            <w:rFonts w:ascii="Cambria Math" w:hAnsi="Cambria Math"/>
+            <w:color w:val="000000"/>
+            <w:szCs w:val="28"/>
+          </w:rPr>
+          <m:t>=</m:t>
+        </m:r>
+        <m:r>
+          <m:rPr>
+            <m:sty m:val="p"/>
+          </m:rPr>
+          <w:rPr>
+            <w:rFonts w:ascii="Cambria Math" w:hAnsi="Cambria Math"/>
+            <w:color w:val="000000"/>
+            <w:szCs w:val="28"/>
+            <w:lang w:val="en-US"/>
+          </w:rPr>
+          <m:t>min</m:t>
+        </m:r>
+        <m:r>
+          <m:rPr>
+            <m:sty m:val="p"/>
+          </m:rPr>
+          <w:rPr>
+            <w:rFonts w:ascii="Cambria Math" w:hAnsi="Cambria Math"/>
+            <w:color w:val="000000"/>
+            <w:szCs w:val="28"/>
+          </w:rPr>
+          <m:t>⁡</m:t>
+        </m:r>
+        <m:r>
+          <w:rPr>
+            <w:rFonts w:ascii="Cambria Math" w:hAnsi="Cambria Math"/>
+            <w:color w:val="000000"/>
+            <w:szCs w:val="28"/>
+          </w:rPr>
+          <m:t>|</m:t>
+        </m:r>
+        <m:r>
+          <w:rPr>
+            <w:rFonts w:ascii="Cambria Math" w:hAnsi="Cambria Math"/>
+            <w:color w:val="000000"/>
+            <w:szCs w:val="28"/>
+            <w:lang w:val="en-US"/>
+          </w:rPr>
+          <m:t>f</m:t>
+        </m:r>
+        <m:r>
+          <w:rPr>
+            <w:rFonts w:ascii="Cambria Math" w:hAnsi="Cambria Math"/>
+            <w:color w:val="000000"/>
+            <w:szCs w:val="28"/>
+          </w:rPr>
+          <m:t>'(</m:t>
+        </m:r>
+        <m:r>
+          <w:rPr>
+            <w:rFonts w:ascii="Cambria Math" w:hAnsi="Cambria Math"/>
+            <w:color w:val="000000"/>
+            <w:szCs w:val="28"/>
+            <w:lang w:val="en-US"/>
+          </w:rPr>
+          <m:t>x</m:t>
+        </m:r>
+        <m:r>
+          <m:rPr>
+            <m:sty m:val="p"/>
+          </m:rPr>
+          <w:rPr>
+            <w:rFonts w:ascii="Cambria Math" w:hAnsi="Cambria Math"/>
+            <w:color w:val="000000"/>
+            <w:szCs w:val="28"/>
+          </w:rPr>
+          <m:t>)|</m:t>
+        </m:r>
+      </m:oMath>
+      <w:r>
+        <w:rPr>
+          <w:bCs/>
+          <w:iCs/>
+          <w:color w:val="000000"/>
+          <w:szCs w:val="28"/>
+        </w:rPr>
+        <w:t xml:space="preserve"> на отрезке</w:t>
+      </w:r>
+      <w:r>
+        <w:rPr>
+          <w:bCs/>
+          <w:iCs/>
+          <w:color w:val="000000"/>
+          <w:szCs w:val="28"/>
+        </w:rPr>
+        <w:t xml:space="preserve"> </w:t>
+      </w:r>
+      <w:r>
+        <w:rPr>
+          <w:bCs/>
+          <w:iCs/>
+          <w:color w:val="000000"/>
+          <w:szCs w:val="28"/>
+        </w:rPr>
+        <w:t>[-1;0]</w:t>
+      </w:r>
+    </w:p>
+    <w:p>
+      <w:pPr>
+        <w:pStyle w:val="Standard"/>
+        <w:spacing w:line="360" w:lineRule="auto"/>
+        <w:ind w:firstLine="709"/>
+        <w:rPr>
+          <w:bCs/>
+          <w:iCs/>
+          <w:color w:val="000000"/>
+          <w:szCs w:val="28"/>
+        </w:rPr>
+      </w:pPr>
+      <m:oMath>
+        <m:r>
+          <w:rPr>
+            <w:rFonts w:ascii="Cambria Math" w:hAnsi="Cambria Math"/>
+            <w:color w:val="000000"/>
+            <w:szCs w:val="28"/>
+            <w:lang w:val="en-US"/>
+          </w:rPr>
+          <m:t>M</m:t>
+        </m:r>
+        <m:r>
+          <w:rPr>
+            <w:rFonts w:ascii="Cambria Math" w:hAnsi="Cambria Math"/>
+            <w:color w:val="000000"/>
+            <w:szCs w:val="28"/>
+          </w:rPr>
+          <m:t>=</m:t>
+        </m:r>
+        <m:r>
+          <m:rPr>
+            <m:sty m:val="p"/>
+          </m:rPr>
+          <w:rPr>
+            <w:rFonts w:ascii="Cambria Math" w:hAnsi="Cambria Math"/>
+            <w:color w:val="000000"/>
+            <w:szCs w:val="28"/>
+            <w:lang w:val="en-US"/>
+          </w:rPr>
+          <m:t>m</m:t>
+        </m:r>
+        <m:r>
+          <m:rPr>
+            <m:sty m:val="p"/>
+          </m:rPr>
+          <w:rPr>
+            <w:rFonts w:ascii="Cambria Math" w:hAnsi="Cambria Math"/>
+            <w:color w:val="000000"/>
+            <w:szCs w:val="28"/>
+            <w:lang w:val="en-US"/>
+          </w:rPr>
+          <m:t>ax</m:t>
+        </m:r>
+        <m:r>
+          <m:rPr>
+            <m:sty m:val="p"/>
+          </m:rPr>
+          <w:rPr>
+            <w:rFonts w:ascii="Cambria Math" w:hAnsi="Cambria Math"/>
+            <w:color w:val="000000"/>
+            <w:szCs w:val="28"/>
+          </w:rPr>
+          <m:t>⁡</m:t>
+        </m:r>
+        <m:r>
+          <w:rPr>
+            <w:rFonts w:ascii="Cambria Math" w:hAnsi="Cambria Math"/>
+            <w:color w:val="000000"/>
+            <w:szCs w:val="28"/>
+          </w:rPr>
+          <m:t>|</m:t>
+        </m:r>
+        <m:r>
+          <w:rPr>
+            <w:rFonts w:ascii="Cambria Math" w:hAnsi="Cambria Math"/>
+            <w:color w:val="000000"/>
+            <w:szCs w:val="28"/>
+            <w:lang w:val="en-US"/>
+          </w:rPr>
+          <m:t>f</m:t>
+        </m:r>
+        <m:r>
+          <w:rPr>
+            <w:rFonts w:ascii="Cambria Math" w:hAnsi="Cambria Math"/>
+            <w:color w:val="000000"/>
+            <w:szCs w:val="28"/>
+          </w:rPr>
+          <m:t>'(</m:t>
+        </m:r>
+        <m:r>
+          <w:rPr>
+            <w:rFonts w:ascii="Cambria Math" w:hAnsi="Cambria Math"/>
+            <w:color w:val="000000"/>
+            <w:szCs w:val="28"/>
+            <w:lang w:val="en-US"/>
+          </w:rPr>
+          <m:t>x</m:t>
+        </m:r>
+        <m:r>
+          <m:rPr>
+            <m:sty m:val="p"/>
+          </m:rPr>
+          <w:rPr>
+            <w:rFonts w:ascii="Cambria Math" w:hAnsi="Cambria Math"/>
+            <w:color w:val="000000"/>
+            <w:szCs w:val="28"/>
+          </w:rPr>
+          <m:t>)|</m:t>
+        </m:r>
+      </m:oMath>
+      <w:r>
+        <w:rPr>
+          <w:bCs/>
+          <w:iCs/>
+          <w:color w:val="000000"/>
+          <w:szCs w:val="28"/>
+        </w:rPr>
+        <w:t xml:space="preserve"> на отрезке</w:t>
+      </w:r>
+      <w:r>
+        <w:rPr>
+          <w:bCs/>
+          <w:iCs/>
+          <w:color w:val="000000"/>
+          <w:szCs w:val="28"/>
+        </w:rPr>
+        <w:t xml:space="preserve"> </w:t>
+      </w:r>
+      <w:r>
+        <w:rPr>
+          <w:bCs/>
+          <w:iCs/>
+          <w:color w:val="000000"/>
+          <w:szCs w:val="28"/>
+        </w:rPr>
+        <w:t>[-1;0]</w:t>
+      </w:r>
+    </w:p>
+    <w:p>
+      <w:pPr>
+        <w:pStyle w:val="Standard"/>
+        <w:spacing w:line="360" w:lineRule="auto"/>
+        <w:ind w:firstLine="709"/>
+        <w:rPr>
+          <w:bCs/>
+          <w:iCs/>
+          <w:color w:val="000000"/>
+          <w:szCs w:val="28"/>
+        </w:rPr>
+      </w:pPr>
+      <w:r>
+        <w:rPr>
+          <w:bCs/>
+          <w:iCs/>
+          <w:color w:val="000000"/>
+          <w:szCs w:val="28"/>
+        </w:rPr>
+        <w:t>Так как производная функции монотонно возрастает на отрезке, то наименьшее и наибольшее значение будет на границах этого промежутка.</w:t>
+      </w:r>
+    </w:p>
+    <w:p>
+      <w:pPr>
+        <w:pStyle w:val="Standard"/>
+        <w:spacing w:line="360" w:lineRule="auto"/>
+        <w:ind w:firstLine="709"/>
+        <w:rPr>
+          <w:bCs/>
+          <w:iCs/>
+          <w:color w:val="000000"/>
+          <w:szCs w:val="28"/>
+          <w:lang w:val="en-US"/>
+        </w:rPr>
+      </w:pPr>
+      <m:oMath>
+        <m:sSup>
+          <m:sSupPr>
+            <m:ctrlPr>
+              <w:rPr>
+                <w:rFonts w:ascii="Cambria Math" w:hAnsi="Cambria Math"/>
+                <w:bCs/>
+                <w:i/>
+                <w:color w:val="000000"/>
+                <w:szCs w:val="28"/>
+                <w:lang w:val="en-US"/>
+              </w:rPr>
+            </m:ctrlPr>
+          </m:sSupPr>
+          <m:e>
+            <m:r>
+              <w:rPr>
+                <w:rFonts w:ascii="Cambria Math" w:hAnsi="Cambria Math"/>
+                <w:color w:val="000000"/>
+                <w:szCs w:val="28"/>
+                <w:lang w:val="en-US"/>
+              </w:rPr>
+              <m:t>f</m:t>
+            </m:r>
+          </m:e>
+          <m:sup>
+            <m:r>
+              <w:rPr>
+                <w:rFonts w:ascii="Cambria Math" w:hAnsi="Cambria Math"/>
+                <w:color w:val="000000"/>
+                <w:szCs w:val="28"/>
+                <w:lang w:val="en-US"/>
+              </w:rPr>
+              <m:t>'</m:t>
+            </m:r>
+          </m:sup>
+        </m:sSup>
+        <m:d>
+          <m:dPr>
+            <m:ctrlPr>
+              <w:rPr>
+                <w:rFonts w:ascii="Cambria Math" w:hAnsi="Cambria Math"/>
+                <w:bCs/>
+                <w:i/>
+                <w:color w:val="000000"/>
+                <w:szCs w:val="28"/>
+                <w:lang w:val="en-US"/>
+              </w:rPr>
+            </m:ctrlPr>
+          </m:dPr>
+          <m:e>
+            <m:r>
+              <w:rPr>
+                <w:rFonts w:ascii="Cambria Math" w:hAnsi="Cambria Math"/>
+                <w:color w:val="000000"/>
+                <w:szCs w:val="28"/>
+                <w:lang w:val="en-US"/>
+              </w:rPr>
+              <m:t>-1</m:t>
+            </m:r>
+          </m:e>
+        </m:d>
+        <m:r>
+          <w:rPr>
+            <w:rFonts w:ascii="Cambria Math" w:hAnsi="Cambria Math"/>
+            <w:color w:val="000000"/>
+            <w:szCs w:val="28"/>
+            <w:lang w:val="en-US"/>
+          </w:rPr>
+          <m:t>=-0.92</m:t>
+        </m:r>
+      </m:oMath>
+      <w:r>
+        <w:rPr>
+          <w:bCs/>
+          <w:i/>
+          <w:color w:val="000000"/>
+          <w:szCs w:val="28"/>
+          <w:lang w:val="en-US"/>
+        </w:rPr>
+        <w:t xml:space="preserve"> </w:t>
+      </w:r>
+      <w:r>
+        <w:rPr>
+          <w:bCs/>
+          <w:iCs/>
+          <w:color w:val="000000"/>
+          <w:szCs w:val="28"/>
+          <w:lang w:val="en-US"/>
+        </w:rPr>
+        <w:t xml:space="preserve">-&gt; </w:t>
+      </w:r>
+      <m:oMath>
+        <m:r>
+          <m:rPr>
+            <m:sty m:val="p"/>
+          </m:rPr>
+          <w:rPr>
+            <w:rFonts w:ascii="Cambria Math" w:hAnsi="Cambria Math"/>
+            <w:color w:val="000000"/>
+            <w:szCs w:val="28"/>
+            <w:lang w:val="en-US"/>
+          </w:rPr>
+          <m:t>m=-0.92</m:t>
+        </m:r>
+      </m:oMath>
+    </w:p>
+    <w:p>
+      <w:pPr>
+        <w:pStyle w:val="Standard"/>
+        <w:spacing w:line="360" w:lineRule="auto"/>
+        <w:ind w:firstLine="709"/>
+        <w:rPr>
+          <w:bCs/>
+          <w:iCs/>
+          <w:color w:val="000000"/>
+          <w:szCs w:val="28"/>
+          <w:lang w:val="en-US"/>
+        </w:rPr>
+      </w:pPr>
+      <m:oMath>
+        <m:sSup>
+          <m:sSupPr>
+            <m:ctrlPr>
+              <w:rPr>
+                <w:rFonts w:ascii="Cambria Math" w:hAnsi="Cambria Math"/>
+                <w:bCs/>
+                <w:i/>
+                <w:iCs/>
+                <w:color w:val="000000"/>
+                <w:szCs w:val="28"/>
+                <w:lang w:val="en-US"/>
+              </w:rPr>
+            </m:ctrlPr>
+          </m:sSupPr>
+          <m:e>
+            <m:r>
+              <w:rPr>
+                <w:rFonts w:ascii="Cambria Math" w:hAnsi="Cambria Math"/>
+                <w:color w:val="000000"/>
+                <w:szCs w:val="28"/>
+                <w:lang w:val="en-US"/>
+              </w:rPr>
+              <m:t>f</m:t>
+            </m:r>
+          </m:e>
+          <m:sup>
+            <m:r>
+              <w:rPr>
+                <w:rFonts w:ascii="Cambria Math" w:hAnsi="Cambria Math"/>
+                <w:color w:val="000000"/>
+                <w:szCs w:val="28"/>
+                <w:lang w:val="en-US"/>
+              </w:rPr>
+              <m:t>'</m:t>
+            </m:r>
+          </m:sup>
+        </m:sSup>
+        <m:d>
+          <m:dPr>
+            <m:ctrlPr>
+              <w:rPr>
+                <w:rFonts w:ascii="Cambria Math" w:hAnsi="Cambria Math"/>
+                <w:bCs/>
+                <w:i/>
+                <w:iCs/>
+                <w:color w:val="000000"/>
+                <w:szCs w:val="28"/>
+                <w:lang w:val="en-US"/>
+              </w:rPr>
+            </m:ctrlPr>
+          </m:dPr>
+          <m:e>
+            <m:r>
+              <w:rPr>
+                <w:rFonts w:ascii="Cambria Math" w:hAnsi="Cambria Math"/>
+                <w:color w:val="000000"/>
+                <w:szCs w:val="28"/>
+                <w:lang w:val="en-US"/>
+              </w:rPr>
+              <m:t>0</m:t>
+            </m:r>
+          </m:e>
+        </m:d>
+        <m:r>
+          <w:rPr>
+            <w:rFonts w:ascii="Cambria Math" w:hAnsi="Cambria Math"/>
+            <w:color w:val="000000"/>
+            <w:szCs w:val="28"/>
+            <w:lang w:val="en-US"/>
+          </w:rPr>
+          <m:t>=0</m:t>
+        </m:r>
+      </m:oMath>
+      <w:r>
+        <w:rPr>
+          <w:bCs/>
+          <w:iCs/>
+          <w:color w:val="000000"/>
+          <w:szCs w:val="28"/>
+          <w:lang w:val="en-US"/>
+        </w:rPr>
+        <w:t xml:space="preserve"> -&gt; </w:t>
+      </w:r>
+      <m:oMath>
+        <m:r>
+          <w:rPr>
+            <w:rFonts w:ascii="Cambria Math" w:hAnsi="Cambria Math"/>
+            <w:color w:val="000000"/>
+            <w:szCs w:val="28"/>
+            <w:lang w:val="en-US"/>
+          </w:rPr>
+          <m:t>M=0</m:t>
+        </m:r>
+      </m:oMath>
+    </w:p>
+    <w:p>
+      <w:pPr>
+        <w:pStyle w:val="Standard"/>
+        <w:spacing w:line="360" w:lineRule="auto"/>
+        <w:ind w:firstLine="709"/>
+        <w:rPr>
+          <w:bCs/>
+          <w:iCs/>
+          <w:color w:val="000000"/>
+          <w:szCs w:val="28"/>
+          <w:lang w:val="en-US"/>
+        </w:rPr>
+      </w:pPr>
+      <w:r>
+        <w:rPr>
+          <w:bCs/>
+          <w:iCs/>
+          <w:color w:val="000000"/>
+          <w:szCs w:val="28"/>
+          <w:lang w:val="en-US"/>
+        </w:rPr>
+        <w:t xml:space="preserve">L = </w:t>
+      </w:r>
+      <m:oMath>
+        <m:f>
+          <m:fPr>
+            <m:ctrlPr>
+              <w:rPr>
+                <w:rFonts w:ascii="Cambria Math" w:hAnsi="Cambria Math"/>
+                <w:bCs/>
+                <w:i/>
+                <w:iCs/>
+                <w:color w:val="000000"/>
+                <w:szCs w:val="28"/>
+                <w:lang w:val="en-US"/>
+              </w:rPr>
+            </m:ctrlPr>
+          </m:fPr>
+          <m:num>
+            <m:r>
+              <w:rPr>
+                <w:rFonts w:ascii="Cambria Math" w:hAnsi="Cambria Math"/>
+                <w:color w:val="000000"/>
+                <w:szCs w:val="28"/>
+                <w:lang w:val="en-US"/>
+              </w:rPr>
+              <m:t>2</m:t>
+            </m:r>
+          </m:num>
+          <m:den>
+            <m:r>
+              <w:rPr>
+                <w:rFonts w:ascii="Cambria Math" w:hAnsi="Cambria Math"/>
+                <w:color w:val="000000"/>
+                <w:szCs w:val="28"/>
+                <w:lang w:val="en-US"/>
+              </w:rPr>
+              <m:t>-0.92</m:t>
+            </m:r>
+          </m:den>
+        </m:f>
+        <m:r>
+          <w:rPr>
+            <w:rFonts w:ascii="Cambria Math" w:hAnsi="Cambria Math"/>
+            <w:color w:val="000000"/>
+            <w:szCs w:val="28"/>
+            <w:lang w:val="en-US"/>
+          </w:rPr>
+          <m:t>=-2.173</m:t>
+        </m:r>
+      </m:oMath>
+    </w:p>
+    <w:p>
+      <w:pPr>
+        <w:pStyle w:val="Standard"/>
+        <w:spacing w:line="360" w:lineRule="auto"/>
+        <w:ind w:firstLine="709"/>
+        <w:rPr>
+          <w:bCs/>
+          <w:iCs/>
+          <w:color w:val="000000"/>
+          <w:szCs w:val="28"/>
+        </w:rPr>
+      </w:pPr>
+      <m:oMath>
+        <m:r>
+          <w:rPr>
+            <w:rFonts w:ascii="Cambria Math" w:hAnsi="Cambria Math"/>
+            <w:color w:val="000000"/>
+            <w:szCs w:val="28"/>
+            <w:lang w:val="en-US"/>
+          </w:rPr>
+          <m:t>ϕ</m:t>
+        </m:r>
+        <m:d>
+          <m:dPr>
+            <m:ctrlPr>
+              <w:rPr>
+                <w:rFonts w:ascii="Cambria Math" w:hAnsi="Cambria Math"/>
+                <w:bCs/>
+                <w:i/>
+                <w:iCs/>
+                <w:color w:val="000000"/>
+                <w:szCs w:val="28"/>
+                <w:lang w:val="en-US"/>
+              </w:rPr>
+            </m:ctrlPr>
+          </m:dPr>
+          <m:e>
+            <m:r>
+              <w:rPr>
+                <w:rFonts w:ascii="Cambria Math" w:hAnsi="Cambria Math"/>
+                <w:color w:val="000000"/>
+                <w:szCs w:val="28"/>
+                <w:lang w:val="en-US"/>
+              </w:rPr>
+              <m:t>x</m:t>
+            </m:r>
+          </m:e>
+        </m:d>
+        <m:r>
+          <w:rPr>
+            <w:rFonts w:ascii="Cambria Math" w:hAnsi="Cambria Math"/>
+            <w:color w:val="000000"/>
+            <w:szCs w:val="28"/>
+          </w:rPr>
+          <m:t>=</m:t>
+        </m:r>
+        <m:r>
+          <w:rPr>
+            <w:rFonts w:ascii="Cambria Math" w:hAnsi="Cambria Math"/>
+            <w:color w:val="000000"/>
+            <w:szCs w:val="28"/>
+            <w:lang w:val="en-US"/>
+          </w:rPr>
+          <m:t>x</m:t>
+        </m:r>
+        <m:r>
+          <w:rPr>
+            <w:rFonts w:ascii="Cambria Math" w:hAnsi="Cambria Math"/>
+            <w:color w:val="000000"/>
+            <w:szCs w:val="28"/>
+          </w:rPr>
+          <m:t>+2.173⋅</m:t>
+        </m:r>
+        <m:r>
+          <w:rPr>
+            <w:rFonts w:ascii="Cambria Math" w:hAnsi="Cambria Math"/>
+            <w:color w:val="000000"/>
+            <w:szCs w:val="28"/>
+            <w:lang w:val="en-US"/>
+          </w:rPr>
+          <m:t>f</m:t>
+        </m:r>
+        <m:r>
+          <w:rPr>
+            <w:rFonts w:ascii="Cambria Math" w:hAnsi="Cambria Math"/>
+            <w:color w:val="000000"/>
+            <w:szCs w:val="28"/>
+          </w:rPr>
+          <m:t>(</m:t>
+        </m:r>
+        <m:r>
+          <w:rPr>
+            <w:rFonts w:ascii="Cambria Math" w:hAnsi="Cambria Math"/>
+            <w:color w:val="000000"/>
+            <w:szCs w:val="28"/>
+            <w:lang w:val="en-US"/>
+          </w:rPr>
+          <m:t>x</m:t>
+        </m:r>
+        <m:r>
+          <w:rPr>
+            <w:rFonts w:ascii="Cambria Math" w:hAnsi="Cambria Math"/>
+            <w:color w:val="000000"/>
+            <w:szCs w:val="28"/>
+          </w:rPr>
+          <m:t>)</m:t>
+        </m:r>
+      </m:oMath>
+      <w:r>
+        <w:rPr>
+          <w:bCs/>
+          <w:iCs/>
+          <w:color w:val="000000"/>
+          <w:szCs w:val="28"/>
+        </w:rPr>
+        <w:t xml:space="preserve"> </w:t>
+      </w:r>
+      <w:r>
+        <w:rPr>
+          <w:bCs/>
+          <w:iCs/>
+          <w:color w:val="000000"/>
+          <w:szCs w:val="28"/>
+        </w:rPr>
+        <w:t>Итоговая функция</w:t>
       </w:r>
     </w:p>
     <w:p>
       <w:pPr>
         <w:pStyle w:val="a5"/>
       </w:pPr>
+      <w:r>
+        <w:t xml:space="preserve">Составление головное программы см. на рисунке </w:t>
+      </w:r>
+      <w:r>
+        <w:t>10</w:t>
+      </w:r>
+      <w:r>
+        <w:t>.</w:t>
+      </w:r>
+    </w:p>
+    <w:p>
+      <w:pPr>
+        <w:pStyle w:val="a5"/>
+        <w:rPr>
+          <w:lang w:val="en-US"/>
+        </w:rPr>
+      </w:pPr>
+      <w:r>
+        <w:rPr>
+          <w:noProof/>
+          <w14:ligatures w14:val="standardContextual"/>
+        </w:rPr>
+        <w:lastRenderedPageBreak/>
+        <w:drawing>
+          <wp:inline distT="0" distB="0" distL="0" distR="0" wp14:anchorId="3C0A9298" wp14:editId="623A791D">
+            <wp:extent cx="4854591" cy="3943350"/>
+            <wp:effectExtent l="0" t="0" r="3175" b="0"/>
+            <wp:docPr id="1131778383" name="Рисунок 1"/>
+            <wp:cNvGraphicFramePr>
+              <a:graphicFrameLocks xmlns:a="http://schemas.openxmlformats.org/drawingml/2006/main" noChangeAspect="1"/>
+            </wp:cNvGraphicFramePr>
+            <a:graphic xmlns:a="http://schemas.openxmlformats.org/drawingml/2006/main">
+              <a:graphicData uri="http://schemas.openxmlformats.org/drawingml/2006/picture">
+                <pic:pic xmlns:pic="http://schemas.openxmlformats.org/drawingml/2006/picture">
+                  <pic:nvPicPr>
+                    <pic:cNvPr id="1131778383" name=""/>
+                    <pic:cNvPicPr/>
+                  </pic:nvPicPr>
+                  <pic:blipFill>
+                    <a:blip r:embed="rId16"/>
+                    <a:stretch>
+                      <a:fillRect/>
+                    </a:stretch>
+                  </pic:blipFill>
+                  <pic:spPr>
+                    <a:xfrm>
+                      <a:off x="0" y="0"/>
+                      <a:ext cx="4855651" cy="3944211"/>
+                    </a:xfrm>
+                    <a:prstGeom prst="rect">
+                      <a:avLst/>
+                    </a:prstGeom>
+                  </pic:spPr>
+                </pic:pic>
+              </a:graphicData>
+            </a:graphic>
+          </wp:inline>
+        </w:drawing>
+      </w:r>
+    </w:p>
+    <w:p>
+      <w:pPr>
+        <w:pStyle w:val="a5"/>
+      </w:pPr>
+      <w:r>
+        <w:t>Рисунок 10 – Головная программа метода простых итераций.</w:t>
+      </w:r>
+    </w:p>
+    <w:p>
+      <w:pPr>
+        <w:pStyle w:val="Standard"/>
+        <w:spacing w:line="360" w:lineRule="auto"/>
+        <w:rPr>
+          <w:bCs/>
+          <w:color w:val="000000"/>
+          <w:szCs w:val="28"/>
+        </w:rPr>
+      </w:pPr>
+      <w:r>
+        <w:rPr>
+          <w:bCs/>
+          <w:color w:val="000000"/>
+          <w:szCs w:val="28"/>
+        </w:rPr>
+        <w:t xml:space="preserve">Исследование зависимости числа итераций от значений </w:t>
+      </w:r>
+      <w:r>
+        <w:rPr>
+          <w:bCs/>
+          <w:color w:val="000000"/>
+          <w:szCs w:val="28"/>
+          <w:lang w:val="en-US"/>
+        </w:rPr>
+        <w:t>eps</w:t>
+      </w:r>
+      <w:r>
+        <w:rPr>
+          <w:bCs/>
+          <w:color w:val="000000"/>
+          <w:szCs w:val="28"/>
+        </w:rPr>
+        <w:t xml:space="preserve"> см. на рисунке </w:t>
+      </w:r>
+      <w:r>
+        <w:rPr>
+          <w:bCs/>
+          <w:color w:val="000000"/>
+          <w:szCs w:val="28"/>
+        </w:rPr>
+        <w:t>11</w:t>
+      </w:r>
+      <w:r>
+        <w:rPr>
+          <w:bCs/>
+          <w:color w:val="000000"/>
+          <w:szCs w:val="28"/>
+        </w:rPr>
+        <w:t>.</w:t>
+      </w:r>
+    </w:p>
+    <w:p>
+      <w:pPr>
+        <w:pStyle w:val="Standard"/>
+        <w:spacing w:line="360" w:lineRule="auto"/>
+        <w:rPr>
+          <w:bCs/>
+          <w:color w:val="000000"/>
+          <w:szCs w:val="28"/>
+        </w:rPr>
+      </w:pPr>
+    </w:p>
+    <w:p>
+      <w:pPr>
+        <w:pStyle w:val="Standard"/>
+        <w:spacing w:line="360" w:lineRule="auto"/>
+        <w:jc w:val="center"/>
+        <w:rPr>
+          <w:bCs/>
+          <w:color w:val="000000"/>
+          <w:szCs w:val="28"/>
+        </w:rPr>
+      </w:pPr>
+      <w:r>
+        <w:rPr>
+          <w:bCs/>
+          <w:color w:val="000000"/>
+          <w:szCs w:val="28"/>
+        </w:rPr>
+        <w:drawing>
+          <wp:inline distT="0" distB="0" distL="0" distR="0" wp14:anchorId="3F12BE45" wp14:editId="20C9BE08">
+            <wp:extent cx="4699167" cy="3524250"/>
+            <wp:effectExtent l="0" t="0" r="6350" b="0"/>
+            <wp:docPr id="642902742" name="Рисунок 1"/>
+            <wp:cNvGraphicFramePr>
+              <a:graphicFrameLocks xmlns:a="http://schemas.openxmlformats.org/drawingml/2006/main" noChangeAspect="1"/>
+            </wp:cNvGraphicFramePr>
+            <a:graphic xmlns:a="http://schemas.openxmlformats.org/drawingml/2006/main">
+              <a:graphicData uri="http://schemas.openxmlformats.org/drawingml/2006/picture">
+                <pic:pic xmlns:pic="http://schemas.openxmlformats.org/drawingml/2006/picture">
+                  <pic:nvPicPr>
+                    <pic:cNvPr id="642902742" name=""/>
+                    <pic:cNvPicPr/>
+                  </pic:nvPicPr>
+                  <pic:blipFill>
+                    <a:blip r:embed="rId17"/>
+                    <a:stretch>
+                      <a:fillRect/>
+                    </a:stretch>
+                  </pic:blipFill>
+                  <pic:spPr>
+                    <a:xfrm>
+                      <a:off x="0" y="0"/>
+                      <a:ext cx="4700344" cy="3525133"/>
+                    </a:xfrm>
+                    <a:prstGeom prst="rect">
+                      <a:avLst/>
+                    </a:prstGeom>
+                  </pic:spPr>
+                </pic:pic>
+              </a:graphicData>
+            </a:graphic>
+          </wp:inline>
+        </w:drawing>
+      </w:r>
+    </w:p>
+    <w:p>
+      <w:pPr>
+        <w:pStyle w:val="Standard"/>
+        <w:spacing w:line="360" w:lineRule="auto"/>
+        <w:jc w:val="center"/>
+        <w:rPr>
+          <w:bCs/>
+          <w:color w:val="000000"/>
+          <w:szCs w:val="28"/>
+        </w:rPr>
+      </w:pPr>
+      <w:r>
+        <w:rPr>
+          <w:bCs/>
+          <w:color w:val="000000"/>
+          <w:szCs w:val="28"/>
+        </w:rPr>
+        <w:t xml:space="preserve">Рисунок 11 - </w:t>
+      </w:r>
+      <w:r>
+        <w:rPr>
+          <w:bCs/>
+          <w:color w:val="000000"/>
+          <w:szCs w:val="28"/>
+        </w:rPr>
+        <w:t xml:space="preserve">Зависимость итераций от точности </w:t>
+      </w:r>
+      <w:r>
+        <w:rPr>
+          <w:bCs/>
+          <w:color w:val="000000"/>
+          <w:szCs w:val="28"/>
+          <w:lang w:val="en-US"/>
+        </w:rPr>
+        <w:t>eps</w:t>
+      </w:r>
+    </w:p>
+    <w:p>
+      <w:pPr>
+        <w:pStyle w:val="Standard"/>
+        <w:spacing w:line="360" w:lineRule="auto"/>
+        <w:rPr>
+          <w:bCs/>
+          <w:color w:val="000000"/>
+          <w:szCs w:val="28"/>
+        </w:rPr>
+      </w:pPr>
+      <w:r>
+        <w:rPr>
+          <w:bCs/>
+          <w:color w:val="000000"/>
+          <w:szCs w:val="28"/>
+        </w:rPr>
+        <w:lastRenderedPageBreak/>
+        <w:t>Метод простых итераций обладает линейной сходимостью. Поэтому для достижения высокой точности требуется значительно больше итераций, чем в методе Ньютона</w:t>
+      </w:r>
+    </w:p>
+    <w:p>
+      <w:pPr>
+        <w:pStyle w:val="Standard"/>
+        <w:spacing w:line="360" w:lineRule="auto"/>
+        <w:rPr>
+          <w:bCs/>
+          <w:color w:val="000000"/>
+          <w:szCs w:val="28"/>
+        </w:rPr>
+      </w:pPr>
+    </w:p>
+    <w:p>
+      <w:pPr>
+        <w:pStyle w:val="Standard"/>
+        <w:spacing w:line="360" w:lineRule="auto"/>
+        <w:rPr>
+          <w:bCs/>
+          <w:color w:val="000000"/>
+          <w:szCs w:val="28"/>
+        </w:rPr>
+      </w:pPr>
+      <w:r>
+        <w:rPr>
+          <w:bCs/>
+          <w:color w:val="000000"/>
+          <w:szCs w:val="28"/>
+        </w:rPr>
+        <w:t>Исследование зависимости отклонения от точности корня от дельты см. на рисунке</w:t>
+      </w:r>
+      <w:r>
+        <w:rPr>
+          <w:bCs/>
+          <w:color w:val="000000"/>
+          <w:szCs w:val="28"/>
+        </w:rPr>
+        <w:t xml:space="preserve"> 12.</w:t>
+      </w:r>
+    </w:p>
+    <w:p>
+      <w:pPr>
+        <w:pStyle w:val="Standard"/>
+        <w:spacing w:line="360" w:lineRule="auto"/>
+        <w:jc w:val="center"/>
+        <w:rPr>
+          <w:bCs/>
+          <w:color w:val="000000"/>
+          <w:szCs w:val="28"/>
+        </w:rPr>
+      </w:pPr>
+      <w:r>
+        <w:rPr>
+          <w:bCs/>
+          <w:color w:val="000000"/>
+          <w:szCs w:val="28"/>
+        </w:rPr>
+        <w:drawing>
+          <wp:inline distT="0" distB="0" distL="0" distR="0" wp14:anchorId="0532A371" wp14:editId="13834C57">
+            <wp:extent cx="5257519" cy="3505200"/>
+            <wp:effectExtent l="0" t="0" r="635" b="0"/>
+            <wp:docPr id="931622275" name="Рисунок 1"/>
+            <wp:cNvGraphicFramePr>
+              <a:graphicFrameLocks xmlns:a="http://schemas.openxmlformats.org/drawingml/2006/main" noChangeAspect="1"/>
+            </wp:cNvGraphicFramePr>
+            <a:graphic xmlns:a="http://schemas.openxmlformats.org/drawingml/2006/main">
+              <a:graphicData uri="http://schemas.openxmlformats.org/drawingml/2006/picture">
+                <pic:pic xmlns:pic="http://schemas.openxmlformats.org/drawingml/2006/picture">
+                  <pic:nvPicPr>
+                    <pic:cNvPr id="931622275" name=""/>
+                    <pic:cNvPicPr/>
+                  </pic:nvPicPr>
+                  <pic:blipFill>
+                    <a:blip r:embed="rId18"/>
+                    <a:stretch>
+                      <a:fillRect/>
+                    </a:stretch>
+                  </pic:blipFill>
+                  <pic:spPr>
+                    <a:xfrm>
+                      <a:off x="0" y="0"/>
+                      <a:ext cx="5258884" cy="3506110"/>
+                    </a:xfrm>
+                    <a:prstGeom prst="rect">
+                      <a:avLst/>
+                    </a:prstGeom>
+                  </pic:spPr>
+                </pic:pic>
+              </a:graphicData>
+            </a:graphic>
+          </wp:inline>
+        </w:drawing>
+      </w:r>
+    </w:p>
+    <w:p>
+      <w:pPr>
+        <w:pStyle w:val="Standard"/>
+        <w:spacing w:line="360" w:lineRule="auto"/>
+        <w:jc w:val="center"/>
+        <w:rPr>
+          <w:bCs/>
+          <w:color w:val="000000"/>
+          <w:szCs w:val="28"/>
+        </w:rPr>
+      </w:pPr>
+      <w:r>
+        <w:rPr>
+          <w:bCs/>
+          <w:color w:val="000000"/>
+          <w:szCs w:val="28"/>
+        </w:rPr>
+        <w:t xml:space="preserve">Рисунок 12 - </w:t>
+      </w:r>
+      <w:r>
+        <w:rPr>
+          <w:bCs/>
+          <w:color w:val="000000"/>
+          <w:szCs w:val="28"/>
+        </w:rPr>
+        <w:t>Зависимость точности корня от дельты.</w:t>
+      </w:r>
+    </w:p>
+    <w:p>
+      <w:pPr>
+        <w:pStyle w:val="Standard"/>
+        <w:spacing w:line="360" w:lineRule="auto"/>
+        <w:rPr>
+          <w:bCs/>
+          <w:color w:val="000000"/>
+          <w:szCs w:val="28"/>
+        </w:rPr>
+      </w:pPr>
     </w:p>
     <w:p>
       <w:pPr>
@@ -2875,7 +4534,24 @@
     </w:p>
     <w:p>
       <w:pPr>
-        <w:pStyle w:val="a5"/>
+        <w:pStyle w:val="Standard"/>
+        <w:spacing w:line="360" w:lineRule="auto"/>
+        <w:rPr>
+          <w:bCs/>
+          <w:color w:val="000000"/>
+          <w:szCs w:val="28"/>
+        </w:rPr>
+      </w:pPr>
+    </w:p>
+    <w:p>
+      <w:pPr>
+        <w:pStyle w:val="Standard"/>
+        <w:spacing w:line="360" w:lineRule="auto"/>
+        <w:rPr>
+          <w:bCs/>
+          <w:color w:val="000000"/>
+          <w:szCs w:val="28"/>
+        </w:rPr>
       </w:pPr>
     </w:p>
     <w:p>
@@ -2885,6 +4561,7 @@
         <w:ind w:firstLine="709"/>
         <w:rPr>
           <w:bCs/>
+          <w:iCs/>
           <w:color w:val="000000"/>
           <w:szCs w:val="28"/>
         </w:rPr>
@@ -3397,7 +5074,7 @@
   <w:style w:type="paragraph" w:default="1" w:styleId="a">
     <w:name w:val="Normal"/>
     <w:qFormat/>
-    <w:rsid w:val="00E159B9"/>
+    <w:rsid w:val="001C09B5"/>
     <w:pPr>
       <w:suppressAutoHyphens/>
       <w:spacing w:after="0" w:line="240" w:lineRule="auto"/>
@@ -3434,6 +5111,7 @@
   <w:style w:type="character" w:default="1" w:styleId="a0">
     <w:name w:val="Default Paragraph Font"/>
     <w:uiPriority w:val="1"/>
+    <w:semiHidden/>
     <w:unhideWhenUsed/>
   </w:style>
   <w:style w:type="table" w:default="1" w:styleId="a1">
